--- a/adguardhome插件使用教程.docx
+++ b/adguardhome插件使用教程.docx
@@ -8502,6 +8502,3604 @@
           <w:lang w:val="en-US" w:eastAsia="zh-CN"/>
         </w:rPr>
       </w:pPr>
+      <w:r>
+        <w:rPr>
+          <w:rFonts w:hint="default"/>
+          <w:lang w:val="en-US" w:eastAsia="zh-CN"/>
+        </w:rPr>
+        <w:t>！知网广告域名（智赢广告服务平台）</w:t>
+      </w:r>
+    </w:p>
+    <w:p>
+      <w:pPr>
+        <w:widowControl w:val="0"/>
+        <w:numPr>
+          <w:ilvl w:val="0"/>
+          <w:numId w:val="0"/>
+        </w:numPr>
+        <w:jc w:val="left"/>
+        <w:rPr>
+          <w:rFonts w:hint="default"/>
+          <w:lang w:val="en-US" w:eastAsia="zh-CN"/>
+        </w:rPr>
+      </w:pPr>
+      <w:r>
+        <w:rPr>
+          <w:rFonts w:hint="default"/>
+          <w:lang w:val="en-US" w:eastAsia="zh-CN"/>
+        </w:rPr>
+        <w:t>||ad.cnki.net^</w:t>
+      </w:r>
+    </w:p>
+    <w:p>
+      <w:pPr>
+        <w:widowControl w:val="0"/>
+        <w:numPr>
+          <w:ilvl w:val="0"/>
+          <w:numId w:val="0"/>
+        </w:numPr>
+        <w:jc w:val="left"/>
+        <w:rPr>
+          <w:rFonts w:hint="default"/>
+          <w:lang w:val="en-US" w:eastAsia="zh-CN"/>
+        </w:rPr>
+      </w:pPr>
+      <w:r>
+        <w:rPr>
+          <w:rFonts w:hint="default"/>
+          <w:lang w:val="en-US" w:eastAsia="zh-CN"/>
+        </w:rPr>
+        <w:t>！广告包括嗨量科技广告、AD妈妈</w:t>
+      </w:r>
+    </w:p>
+    <w:p>
+      <w:pPr>
+        <w:widowControl w:val="0"/>
+        <w:numPr>
+          <w:ilvl w:val="0"/>
+          <w:numId w:val="0"/>
+        </w:numPr>
+        <w:jc w:val="left"/>
+        <w:rPr>
+          <w:rFonts w:hint="default"/>
+          <w:lang w:val="en-US" w:eastAsia="zh-CN"/>
+        </w:rPr>
+      </w:pPr>
+      <w:r>
+        <w:rPr>
+          <w:rFonts w:hint="default"/>
+          <w:lang w:val="en-US" w:eastAsia="zh-CN"/>
+        </w:rPr>
+        <w:t>||yingt.fun^</w:t>
+      </w:r>
+    </w:p>
+    <w:p>
+      <w:pPr>
+        <w:widowControl w:val="0"/>
+        <w:numPr>
+          <w:ilvl w:val="0"/>
+          <w:numId w:val="0"/>
+        </w:numPr>
+        <w:jc w:val="left"/>
+        <w:rPr>
+          <w:rFonts w:hint="default"/>
+          <w:lang w:val="en-US" w:eastAsia="zh-CN"/>
+        </w:rPr>
+      </w:pPr>
+      <w:r>
+        <w:rPr>
+          <w:rFonts w:hint="default"/>
+          <w:lang w:val="en-US" w:eastAsia="zh-CN"/>
+        </w:rPr>
+        <w:t>||ads.lerist.cc^</w:t>
+      </w:r>
+    </w:p>
+    <w:p>
+      <w:pPr>
+        <w:widowControl w:val="0"/>
+        <w:numPr>
+          <w:ilvl w:val="0"/>
+          <w:numId w:val="0"/>
+        </w:numPr>
+        <w:jc w:val="left"/>
+        <w:rPr>
+          <w:rFonts w:hint="default"/>
+          <w:lang w:val="en-US" w:eastAsia="zh-CN"/>
+        </w:rPr>
+      </w:pPr>
+      <w:r>
+        <w:rPr>
+          <w:rFonts w:hint="default"/>
+          <w:lang w:val="en-US" w:eastAsia="zh-CN"/>
+        </w:rPr>
+        <w:t>||adsbdfs.heytapimage.com^</w:t>
+      </w:r>
+    </w:p>
+    <w:p>
+      <w:pPr>
+        <w:widowControl w:val="0"/>
+        <w:numPr>
+          <w:ilvl w:val="0"/>
+          <w:numId w:val="0"/>
+        </w:numPr>
+        <w:jc w:val="left"/>
+        <w:rPr>
+          <w:rFonts w:hint="default"/>
+          <w:lang w:val="en-US" w:eastAsia="zh-CN"/>
+        </w:rPr>
+      </w:pPr>
+      <w:r>
+        <w:rPr>
+          <w:rFonts w:hint="default"/>
+          <w:lang w:val="en-US" w:eastAsia="zh-CN"/>
+        </w:rPr>
+        <w:t>||admamax.com^</w:t>
+      </w:r>
+    </w:p>
+    <w:p>
+      <w:pPr>
+        <w:widowControl w:val="0"/>
+        <w:numPr>
+          <w:ilvl w:val="0"/>
+          <w:numId w:val="0"/>
+        </w:numPr>
+        <w:jc w:val="left"/>
+        <w:rPr>
+          <w:rFonts w:hint="default"/>
+          <w:lang w:val="en-US" w:eastAsia="zh-CN"/>
+        </w:rPr>
+      </w:pPr>
+      <w:r>
+        <w:rPr>
+          <w:rFonts w:hint="default"/>
+          <w:lang w:val="en-US" w:eastAsia="zh-CN"/>
+        </w:rPr>
+        <w:t>||halomobi.com^</w:t>
+      </w:r>
+    </w:p>
+    <w:p>
+      <w:pPr>
+        <w:widowControl w:val="0"/>
+        <w:numPr>
+          <w:ilvl w:val="0"/>
+          <w:numId w:val="0"/>
+        </w:numPr>
+        <w:jc w:val="left"/>
+        <w:rPr>
+          <w:rFonts w:hint="default"/>
+          <w:lang w:val="en-US" w:eastAsia="zh-CN"/>
+        </w:rPr>
+      </w:pPr>
+      <w:r>
+        <w:rPr>
+          <w:rFonts w:hint="default"/>
+          <w:lang w:val="en-US" w:eastAsia="zh-CN"/>
+        </w:rPr>
+        <w:t>! 通义千问内部广告/用户行为数据收集域名</w:t>
+      </w:r>
+    </w:p>
+    <w:p>
+      <w:pPr>
+        <w:widowControl w:val="0"/>
+        <w:numPr>
+          <w:ilvl w:val="0"/>
+          <w:numId w:val="0"/>
+        </w:numPr>
+        <w:jc w:val="left"/>
+        <w:rPr>
+          <w:rFonts w:hint="default"/>
+          <w:lang w:val="en-US" w:eastAsia="zh-CN"/>
+        </w:rPr>
+      </w:pPr>
+      <w:r>
+        <w:rPr>
+          <w:rFonts w:hint="default"/>
+          <w:lang w:val="en-US" w:eastAsia="zh-CN"/>
+        </w:rPr>
+        <w:t>||adtrack.qianwen.com^</w:t>
+      </w:r>
+    </w:p>
+    <w:p>
+      <w:pPr>
+        <w:widowControl w:val="0"/>
+        <w:numPr>
+          <w:ilvl w:val="0"/>
+          <w:numId w:val="0"/>
+        </w:numPr>
+        <w:jc w:val="left"/>
+        <w:rPr>
+          <w:rFonts w:hint="default"/>
+          <w:lang w:val="en-US" w:eastAsia="zh-CN"/>
+        </w:rPr>
+      </w:pPr>
+      <w:r>
+        <w:rPr>
+          <w:rFonts w:hint="default"/>
+          <w:lang w:val="en-US" w:eastAsia="zh-CN"/>
+        </w:rPr>
+        <w:t>! 欢太OPPO 内部监控域名</w:t>
+      </w:r>
+    </w:p>
+    <w:p>
+      <w:pPr>
+        <w:widowControl w:val="0"/>
+        <w:numPr>
+          <w:ilvl w:val="0"/>
+          <w:numId w:val="0"/>
+        </w:numPr>
+        <w:jc w:val="left"/>
+        <w:rPr>
+          <w:rFonts w:hint="default"/>
+          <w:lang w:val="en-US" w:eastAsia="zh-CN"/>
+        </w:rPr>
+      </w:pPr>
+      <w:r>
+        <w:rPr>
+          <w:rFonts w:hint="default"/>
+          <w:lang w:val="en-US" w:eastAsia="zh-CN"/>
+        </w:rPr>
+        <w:t>||traffic-monitor-cn.allawntech.com^</w:t>
+      </w:r>
+    </w:p>
+    <w:p>
+      <w:pPr>
+        <w:widowControl w:val="0"/>
+        <w:numPr>
+          <w:ilvl w:val="0"/>
+          <w:numId w:val="0"/>
+        </w:numPr>
+        <w:jc w:val="left"/>
+        <w:rPr>
+          <w:rFonts w:hint="default"/>
+          <w:lang w:val="en-US" w:eastAsia="zh-CN"/>
+        </w:rPr>
+      </w:pPr>
+      <w:r>
+        <w:rPr>
+          <w:rFonts w:hint="default"/>
+          <w:lang w:val="en-US" w:eastAsia="zh-CN"/>
+        </w:rPr>
+        <w:t>!放行微信朋友圈（SNS）小图、封面图、预览图</w:t>
+      </w:r>
+    </w:p>
+    <w:p>
+      <w:pPr>
+        <w:widowControl w:val="0"/>
+        <w:numPr>
+          <w:ilvl w:val="0"/>
+          <w:numId w:val="0"/>
+        </w:numPr>
+        <w:jc w:val="left"/>
+        <w:rPr>
+          <w:rFonts w:hint="default"/>
+          <w:lang w:val="en-US" w:eastAsia="zh-CN"/>
+        </w:rPr>
+      </w:pPr>
+      <w:r>
+        <w:rPr>
+          <w:rFonts w:hint="default"/>
+          <w:lang w:val="en-US" w:eastAsia="zh-CN"/>
+        </w:rPr>
+        <w:t>@@||wxsnsdythumb.wxs.qq.com^</w:t>
+      </w:r>
+    </w:p>
+    <w:p>
+      <w:pPr>
+        <w:widowControl w:val="0"/>
+        <w:numPr>
+          <w:ilvl w:val="0"/>
+          <w:numId w:val="0"/>
+        </w:numPr>
+        <w:jc w:val="left"/>
+        <w:rPr>
+          <w:rFonts w:hint="default"/>
+          <w:lang w:val="en-US" w:eastAsia="zh-CN"/>
+        </w:rPr>
+      </w:pPr>
+      <w:r>
+        <w:rPr>
+          <w:rFonts w:hint="default"/>
+          <w:lang w:val="en-US" w:eastAsia="zh-CN"/>
+        </w:rPr>
+        <w:t>！数字天堂拦截广告域名</w:t>
+      </w:r>
+    </w:p>
+    <w:p>
+      <w:pPr>
+        <w:widowControl w:val="0"/>
+        <w:numPr>
+          <w:ilvl w:val="0"/>
+          <w:numId w:val="0"/>
+        </w:numPr>
+        <w:jc w:val="left"/>
+        <w:rPr>
+          <w:rFonts w:hint="default"/>
+          <w:lang w:val="en-US" w:eastAsia="zh-CN"/>
+        </w:rPr>
+      </w:pPr>
+      <w:r>
+        <w:rPr>
+          <w:rFonts w:hint="default"/>
+          <w:lang w:val="en-US" w:eastAsia="zh-CN"/>
+        </w:rPr>
+        <w:t>||s2.dcloud.net.cn^</w:t>
+      </w:r>
+    </w:p>
+    <w:p>
+      <w:pPr>
+        <w:widowControl w:val="0"/>
+        <w:numPr>
+          <w:ilvl w:val="0"/>
+          <w:numId w:val="0"/>
+        </w:numPr>
+        <w:jc w:val="left"/>
+        <w:rPr>
+          <w:rFonts w:hint="default"/>
+          <w:lang w:val="en-US" w:eastAsia="zh-CN"/>
+        </w:rPr>
+      </w:pPr>
+      <w:r>
+        <w:rPr>
+          <w:rFonts w:hint="default"/>
+          <w:lang w:val="en-US" w:eastAsia="zh-CN"/>
+        </w:rPr>
+        <w:t>!欢太OPPO跟踪域名</w:t>
+      </w:r>
+    </w:p>
+    <w:p>
+      <w:pPr>
+        <w:widowControl w:val="0"/>
+        <w:numPr>
+          <w:ilvl w:val="0"/>
+          <w:numId w:val="0"/>
+        </w:numPr>
+        <w:jc w:val="left"/>
+        <w:rPr>
+          <w:rFonts w:hint="default"/>
+          <w:lang w:val="en-US" w:eastAsia="zh-CN"/>
+        </w:rPr>
+      </w:pPr>
+      <w:r>
+        <w:rPr>
+          <w:rFonts w:hint="default"/>
+          <w:lang w:val="en-US" w:eastAsia="zh-CN"/>
+        </w:rPr>
+        <w:t>||apisnd.heytapmobi.com^</w:t>
+      </w:r>
+    </w:p>
+    <w:p>
+      <w:pPr>
+        <w:widowControl w:val="0"/>
+        <w:numPr>
+          <w:ilvl w:val="0"/>
+          <w:numId w:val="0"/>
+        </w:numPr>
+        <w:jc w:val="left"/>
+        <w:rPr>
+          <w:rFonts w:hint="default"/>
+          <w:lang w:val="en-US" w:eastAsia="zh-CN"/>
+        </w:rPr>
+      </w:pPr>
+      <w:r>
+        <w:rPr>
+          <w:rFonts w:hint="default"/>
+          <w:lang w:val="en-US" w:eastAsia="zh-CN"/>
+        </w:rPr>
+        <w:t>!拦截豆包日志埋点</w:t>
+      </w:r>
+    </w:p>
+    <w:p>
+      <w:pPr>
+        <w:widowControl w:val="0"/>
+        <w:numPr>
+          <w:ilvl w:val="0"/>
+          <w:numId w:val="0"/>
+        </w:numPr>
+        <w:jc w:val="left"/>
+        <w:rPr>
+          <w:rFonts w:hint="default"/>
+          <w:lang w:val="en-US" w:eastAsia="zh-CN"/>
+        </w:rPr>
+      </w:pPr>
+      <w:r>
+        <w:rPr>
+          <w:rFonts w:hint="default"/>
+          <w:lang w:val="en-US" w:eastAsia="zh-CN"/>
+        </w:rPr>
+        <w:t>||log.doubao.com^</w:t>
+      </w:r>
+    </w:p>
+    <w:p>
+      <w:pPr>
+        <w:widowControl w:val="0"/>
+        <w:numPr>
+          <w:ilvl w:val="0"/>
+          <w:numId w:val="0"/>
+        </w:numPr>
+        <w:jc w:val="left"/>
+        <w:rPr>
+          <w:rFonts w:hint="default"/>
+          <w:lang w:val="en-US" w:eastAsia="zh-CN"/>
+        </w:rPr>
+      </w:pPr>
+      <w:r>
+        <w:rPr>
+          <w:rFonts w:hint="default"/>
+          <w:lang w:val="en-US" w:eastAsia="zh-CN"/>
+        </w:rPr>
+        <w:t>! 放行字节跳动CDN节点直播/视频CDN加速节点（TOS对象存储）</w:t>
+      </w:r>
+    </w:p>
+    <w:p>
+      <w:pPr>
+        <w:widowControl w:val="0"/>
+        <w:numPr>
+          <w:ilvl w:val="0"/>
+          <w:numId w:val="0"/>
+        </w:numPr>
+        <w:jc w:val="left"/>
+        <w:rPr>
+          <w:rFonts w:hint="default"/>
+          <w:lang w:val="en-US" w:eastAsia="zh-CN"/>
+        </w:rPr>
+      </w:pPr>
+      <w:r>
+        <w:rPr>
+          <w:rFonts w:hint="default"/>
+          <w:lang w:val="en-US" w:eastAsia="zh-CN"/>
+        </w:rPr>
+        <w:t>@@||lf9-webcast-cdn-tos-ncdn.bytegecko.com^</w:t>
+      </w:r>
+    </w:p>
+    <w:p>
+      <w:pPr>
+        <w:widowControl w:val="0"/>
+        <w:numPr>
+          <w:ilvl w:val="0"/>
+          <w:numId w:val="0"/>
+        </w:numPr>
+        <w:jc w:val="left"/>
+        <w:rPr>
+          <w:rFonts w:hint="default"/>
+          <w:lang w:val="en-US" w:eastAsia="zh-CN"/>
+        </w:rPr>
+      </w:pPr>
+      <w:r>
+        <w:rPr>
+          <w:rFonts w:hint="default"/>
+          <w:lang w:val="en-US" w:eastAsia="zh-CN"/>
+        </w:rPr>
+        <w:t>!放行百度CDN</w:t>
+      </w:r>
+    </w:p>
+    <w:p>
+      <w:pPr>
+        <w:widowControl w:val="0"/>
+        <w:numPr>
+          <w:ilvl w:val="0"/>
+          <w:numId w:val="0"/>
+        </w:numPr>
+        <w:jc w:val="left"/>
+        <w:rPr>
+          <w:rFonts w:hint="default"/>
+          <w:lang w:val="en-US" w:eastAsia="zh-CN"/>
+        </w:rPr>
+      </w:pPr>
+      <w:r>
+        <w:rPr>
+          <w:rFonts w:hint="default"/>
+          <w:lang w:val="en-US" w:eastAsia="zh-CN"/>
+        </w:rPr>
+        <w:t>@@||guarantee.cdn.bcebos.com^</w:t>
+      </w:r>
+    </w:p>
+    <w:p>
+      <w:pPr>
+        <w:widowControl w:val="0"/>
+        <w:numPr>
+          <w:ilvl w:val="0"/>
+          <w:numId w:val="0"/>
+        </w:numPr>
+        <w:jc w:val="left"/>
+        <w:rPr>
+          <w:rFonts w:hint="default"/>
+          <w:lang w:val="en-US" w:eastAsia="zh-CN"/>
+        </w:rPr>
+      </w:pPr>
+      <w:r>
+        <w:rPr>
+          <w:rFonts w:hint="default"/>
+          <w:lang w:val="en-US" w:eastAsia="zh-CN"/>
+        </w:rPr>
+        <w:t>!迅雷网页静态资源放行</w:t>
+      </w:r>
+    </w:p>
+    <w:p>
+      <w:pPr>
+        <w:widowControl w:val="0"/>
+        <w:numPr>
+          <w:ilvl w:val="0"/>
+          <w:numId w:val="0"/>
+        </w:numPr>
+        <w:jc w:val="left"/>
+        <w:rPr>
+          <w:rFonts w:hint="default"/>
+          <w:lang w:val="en-US" w:eastAsia="zh-CN"/>
+        </w:rPr>
+      </w:pPr>
+      <w:r>
+        <w:rPr>
+          <w:rFonts w:hint="default"/>
+          <w:lang w:val="en-US" w:eastAsia="zh-CN"/>
+        </w:rPr>
+        <w:t>@@||bk-cdn01.com^</w:t>
+      </w:r>
+    </w:p>
+    <w:p>
+      <w:pPr>
+        <w:widowControl w:val="0"/>
+        <w:numPr>
+          <w:ilvl w:val="0"/>
+          <w:numId w:val="0"/>
+        </w:numPr>
+        <w:jc w:val="left"/>
+        <w:rPr>
+          <w:rFonts w:hint="default"/>
+          <w:lang w:val="en-US" w:eastAsia="zh-CN"/>
+        </w:rPr>
+      </w:pPr>
+      <w:r>
+        <w:rPr>
+          <w:rFonts w:hint="default"/>
+          <w:lang w:val="en-US" w:eastAsia="zh-CN"/>
+        </w:rPr>
+        <w:t>!拦截天目sdk广告</w:t>
+      </w:r>
+    </w:p>
+    <w:p>
+      <w:pPr>
+        <w:widowControl w:val="0"/>
+        <w:numPr>
+          <w:ilvl w:val="0"/>
+          <w:numId w:val="0"/>
+        </w:numPr>
+        <w:jc w:val="left"/>
+        <w:rPr>
+          <w:rFonts w:hint="default"/>
+          <w:lang w:val="en-US" w:eastAsia="zh-CN"/>
+        </w:rPr>
+      </w:pPr>
+      <w:r>
+        <w:rPr>
+          <w:rFonts w:hint="default"/>
+          <w:lang w:val="en-US" w:eastAsia="zh-CN"/>
+        </w:rPr>
+        <w:t>||sdk.tianmu.mobi^</w:t>
+      </w:r>
+    </w:p>
+    <w:p>
+      <w:pPr>
+        <w:widowControl w:val="0"/>
+        <w:numPr>
+          <w:ilvl w:val="0"/>
+          <w:numId w:val="0"/>
+        </w:numPr>
+        <w:jc w:val="left"/>
+        <w:rPr>
+          <w:rFonts w:hint="default"/>
+          <w:lang w:val="en-US" w:eastAsia="zh-CN"/>
+        </w:rPr>
+      </w:pPr>
+      <w:r>
+        <w:rPr>
+          <w:rFonts w:hint="default"/>
+          <w:lang w:val="en-US" w:eastAsia="zh-CN"/>
+        </w:rPr>
+        <w:t>!放行WPS教育版</w:t>
+      </w:r>
+    </w:p>
+    <w:p>
+      <w:pPr>
+        <w:widowControl w:val="0"/>
+        <w:numPr>
+          <w:ilvl w:val="0"/>
+          <w:numId w:val="0"/>
+        </w:numPr>
+        <w:jc w:val="left"/>
+        <w:rPr>
+          <w:rFonts w:hint="default"/>
+          <w:lang w:val="en-US" w:eastAsia="zh-CN"/>
+        </w:rPr>
+      </w:pPr>
+      <w:r>
+        <w:rPr>
+          <w:rFonts w:hint="default"/>
+          <w:lang w:val="en-US" w:eastAsia="zh-CN"/>
+        </w:rPr>
+        <w:t>@@||v1-edu.wpscdn.cn^</w:t>
+      </w:r>
+    </w:p>
+    <w:p>
+      <w:pPr>
+        <w:widowControl w:val="0"/>
+        <w:numPr>
+          <w:ilvl w:val="0"/>
+          <w:numId w:val="0"/>
+        </w:numPr>
+        <w:jc w:val="left"/>
+        <w:rPr>
+          <w:rFonts w:hint="default"/>
+          <w:lang w:val="en-US" w:eastAsia="zh-CN"/>
+        </w:rPr>
+      </w:pPr>
+      <w:r>
+        <w:rPr>
+          <w:rFonts w:hint="default"/>
+          <w:lang w:val="en-US" w:eastAsia="zh-CN"/>
+        </w:rPr>
+        <w:t>!放行B站弹幕交互域名、更新域名</w:t>
+      </w:r>
+    </w:p>
+    <w:p>
+      <w:pPr>
+        <w:widowControl w:val="0"/>
+        <w:numPr>
+          <w:ilvl w:val="0"/>
+          <w:numId w:val="0"/>
+        </w:numPr>
+        <w:jc w:val="left"/>
+        <w:rPr>
+          <w:rFonts w:hint="default"/>
+          <w:lang w:val="en-US" w:eastAsia="zh-CN"/>
+        </w:rPr>
+      </w:pPr>
+      <w:r>
+        <w:rPr>
+          <w:rFonts w:hint="default"/>
+          <w:lang w:val="en-US" w:eastAsia="zh-CN"/>
+        </w:rPr>
+        <w:t>@@||broadcast.chat.bilibili.com^</w:t>
+      </w:r>
+    </w:p>
+    <w:p>
+      <w:pPr>
+        <w:widowControl w:val="0"/>
+        <w:numPr>
+          <w:ilvl w:val="0"/>
+          <w:numId w:val="0"/>
+        </w:numPr>
+        <w:jc w:val="left"/>
+        <w:rPr>
+          <w:rFonts w:hint="default"/>
+          <w:lang w:val="en-US" w:eastAsia="zh-CN"/>
+        </w:rPr>
+      </w:pPr>
+      <w:r>
+        <w:rPr>
+          <w:rFonts w:hint="default"/>
+          <w:lang w:val="en-US" w:eastAsia="zh-CN"/>
+        </w:rPr>
+        <w:t>@@||dl.hdslb.com^</w:t>
+      </w:r>
+    </w:p>
+    <w:p>
+      <w:pPr>
+        <w:widowControl w:val="0"/>
+        <w:numPr>
+          <w:ilvl w:val="0"/>
+          <w:numId w:val="0"/>
+        </w:numPr>
+        <w:jc w:val="left"/>
+        <w:rPr>
+          <w:rFonts w:hint="default"/>
+          <w:lang w:val="en-US" w:eastAsia="zh-CN"/>
+        </w:rPr>
+      </w:pPr>
+      <w:r>
+        <w:rPr>
+          <w:rFonts w:hint="default"/>
+          <w:lang w:val="en-US" w:eastAsia="zh-CN"/>
+        </w:rPr>
+        <w:t>!北京朝夕光年信息技术有限公司字节跳动旗下，广告数据统计 SDK、用户行为追踪域名</w:t>
+      </w:r>
+    </w:p>
+    <w:p>
+      <w:pPr>
+        <w:widowControl w:val="0"/>
+        <w:numPr>
+          <w:ilvl w:val="0"/>
+          <w:numId w:val="0"/>
+        </w:numPr>
+        <w:jc w:val="left"/>
+        <w:rPr>
+          <w:rFonts w:hint="default"/>
+          <w:lang w:val="en-US" w:eastAsia="zh-CN"/>
+        </w:rPr>
+      </w:pPr>
+      <w:r>
+        <w:rPr>
+          <w:rFonts w:hint="default"/>
+          <w:lang w:val="en-US" w:eastAsia="zh-CN"/>
+        </w:rPr>
+        <w:t>||gpsdk.dailygn.com^</w:t>
+      </w:r>
+    </w:p>
+    <w:p>
+      <w:pPr>
+        <w:widowControl w:val="0"/>
+        <w:numPr>
+          <w:ilvl w:val="0"/>
+          <w:numId w:val="0"/>
+        </w:numPr>
+        <w:jc w:val="left"/>
+        <w:rPr>
+          <w:rFonts w:hint="default"/>
+          <w:lang w:val="en-US" w:eastAsia="zh-CN"/>
+        </w:rPr>
+      </w:pPr>
+      <w:r>
+        <w:rPr>
+          <w:rFonts w:hint="default"/>
+          <w:lang w:val="en-US" w:eastAsia="zh-CN"/>
+        </w:rPr>
+        <w:t>!腾讯云直播视频域名放行</w:t>
+      </w:r>
+    </w:p>
+    <w:p>
+      <w:pPr>
+        <w:widowControl w:val="0"/>
+        <w:numPr>
+          <w:ilvl w:val="0"/>
+          <w:numId w:val="0"/>
+        </w:numPr>
+        <w:jc w:val="left"/>
+        <w:rPr>
+          <w:rFonts w:hint="default"/>
+          <w:lang w:val="en-US" w:eastAsia="zh-CN"/>
+        </w:rPr>
+      </w:pPr>
+      <w:r>
+        <w:rPr>
+          <w:rFonts w:hint="default"/>
+          <w:lang w:val="en-US" w:eastAsia="zh-CN"/>
+        </w:rPr>
+        <w:t>@@||mlvbdc.live.tlivesource.com^</w:t>
+      </w:r>
+    </w:p>
+    <w:p>
+      <w:pPr>
+        <w:widowControl w:val="0"/>
+        <w:numPr>
+          <w:ilvl w:val="0"/>
+          <w:numId w:val="0"/>
+        </w:numPr>
+        <w:jc w:val="left"/>
+        <w:rPr>
+          <w:rFonts w:hint="default"/>
+          <w:lang w:val="en-US" w:eastAsia="zh-CN"/>
+        </w:rPr>
+      </w:pPr>
+      <w:r>
+        <w:rPr>
+          <w:rFonts w:hint="default"/>
+          <w:lang w:val="en-US" w:eastAsia="zh-CN"/>
+        </w:rPr>
+        <w:t>@@||license.vod2.myqcloud.com^</w:t>
+      </w:r>
+    </w:p>
+    <w:p>
+      <w:pPr>
+        <w:widowControl w:val="0"/>
+        <w:numPr>
+          <w:ilvl w:val="0"/>
+          <w:numId w:val="0"/>
+        </w:numPr>
+        <w:jc w:val="left"/>
+        <w:rPr>
+          <w:rFonts w:hint="default"/>
+          <w:lang w:val="en-US" w:eastAsia="zh-CN"/>
+        </w:rPr>
+      </w:pPr>
+      <w:r>
+        <w:rPr>
+          <w:rFonts w:hint="default"/>
+          <w:lang w:val="en-US" w:eastAsia="zh-CN"/>
+        </w:rPr>
+        <w:t>! 抖音官方静态资源 CDN</w:t>
+      </w:r>
+    </w:p>
+    <w:p>
+      <w:pPr>
+        <w:widowControl w:val="0"/>
+        <w:numPr>
+          <w:ilvl w:val="0"/>
+          <w:numId w:val="0"/>
+        </w:numPr>
+        <w:jc w:val="left"/>
+        <w:rPr>
+          <w:rFonts w:hint="default"/>
+          <w:lang w:val="en-US" w:eastAsia="zh-CN"/>
+        </w:rPr>
+      </w:pPr>
+      <w:r>
+        <w:rPr>
+          <w:rFonts w:hint="default"/>
+          <w:lang w:val="en-US" w:eastAsia="zh-CN"/>
+        </w:rPr>
+        <w:t>@@||sf6-cdn-tos.douyinstatic.com^</w:t>
+      </w:r>
+    </w:p>
+    <w:p>
+      <w:pPr>
+        <w:widowControl w:val="0"/>
+        <w:numPr>
+          <w:ilvl w:val="0"/>
+          <w:numId w:val="0"/>
+        </w:numPr>
+        <w:jc w:val="left"/>
+        <w:rPr>
+          <w:rFonts w:hint="default"/>
+          <w:lang w:val="en-US" w:eastAsia="zh-CN"/>
+        </w:rPr>
+      </w:pPr>
+      <w:r>
+        <w:rPr>
+          <w:rFonts w:hint="default"/>
+          <w:lang w:val="en-US" w:eastAsia="zh-CN"/>
+        </w:rPr>
+        <w:t>!放行爱快</w:t>
+      </w:r>
+    </w:p>
+    <w:p>
+      <w:pPr>
+        <w:widowControl w:val="0"/>
+        <w:numPr>
+          <w:ilvl w:val="0"/>
+          <w:numId w:val="0"/>
+        </w:numPr>
+        <w:jc w:val="left"/>
+        <w:rPr>
+          <w:rFonts w:hint="default"/>
+          <w:lang w:val="en-US" w:eastAsia="zh-CN"/>
+        </w:rPr>
+      </w:pPr>
+      <w:r>
+        <w:rPr>
+          <w:rFonts w:hint="default"/>
+          <w:lang w:val="en-US" w:eastAsia="zh-CN"/>
+        </w:rPr>
+        <w:t>@@||ikuaios.com^</w:t>
+      </w:r>
+    </w:p>
+    <w:p>
+      <w:pPr>
+        <w:widowControl w:val="0"/>
+        <w:numPr>
+          <w:ilvl w:val="0"/>
+          <w:numId w:val="0"/>
+        </w:numPr>
+        <w:jc w:val="left"/>
+        <w:rPr>
+          <w:rFonts w:hint="default"/>
+          <w:lang w:val="en-US" w:eastAsia="zh-CN"/>
+        </w:rPr>
+      </w:pPr>
+      <w:r>
+        <w:rPr>
+          <w:rFonts w:hint="default"/>
+          <w:lang w:val="en-US" w:eastAsia="zh-CN"/>
+        </w:rPr>
+        <w:t>!统计广告域名</w:t>
+      </w:r>
+    </w:p>
+    <w:p>
+      <w:pPr>
+        <w:widowControl w:val="0"/>
+        <w:numPr>
+          <w:ilvl w:val="0"/>
+          <w:numId w:val="0"/>
+        </w:numPr>
+        <w:jc w:val="left"/>
+        <w:rPr>
+          <w:rFonts w:hint="default"/>
+          <w:lang w:val="en-US" w:eastAsia="zh-CN"/>
+        </w:rPr>
+      </w:pPr>
+      <w:r>
+        <w:rPr>
+          <w:rFonts w:hint="default"/>
+          <w:lang w:val="en-US" w:eastAsia="zh-CN"/>
+        </w:rPr>
+        <w:t>||tongji.oozk.cn^</w:t>
+      </w:r>
+    </w:p>
+    <w:p>
+      <w:pPr>
+        <w:widowControl w:val="0"/>
+        <w:numPr>
+          <w:ilvl w:val="0"/>
+          <w:numId w:val="0"/>
+        </w:numPr>
+        <w:jc w:val="left"/>
+        <w:rPr>
+          <w:rFonts w:hint="default"/>
+          <w:lang w:val="en-US" w:eastAsia="zh-CN"/>
+        </w:rPr>
+      </w:pPr>
+      <w:r>
+        <w:rPr>
+          <w:rFonts w:hint="default"/>
+          <w:lang w:val="en-US" w:eastAsia="zh-CN"/>
+        </w:rPr>
+        <w:t>!作业帮静态资源</w:t>
+      </w:r>
+    </w:p>
+    <w:p>
+      <w:pPr>
+        <w:widowControl w:val="0"/>
+        <w:numPr>
+          <w:ilvl w:val="0"/>
+          <w:numId w:val="0"/>
+        </w:numPr>
+        <w:jc w:val="left"/>
+        <w:rPr>
+          <w:rFonts w:hint="default"/>
+          <w:lang w:val="en-US" w:eastAsia="zh-CN"/>
+        </w:rPr>
+      </w:pPr>
+      <w:r>
+        <w:rPr>
+          <w:rFonts w:hint="default"/>
+          <w:lang w:val="en-US" w:eastAsia="zh-CN"/>
+        </w:rPr>
+        <w:t>@@||zyb-jiazhang.cdnjtzy.com^</w:t>
+      </w:r>
+    </w:p>
+    <w:p>
+      <w:pPr>
+        <w:widowControl w:val="0"/>
+        <w:numPr>
+          <w:ilvl w:val="0"/>
+          <w:numId w:val="0"/>
+        </w:numPr>
+        <w:jc w:val="left"/>
+        <w:rPr>
+          <w:rFonts w:hint="default"/>
+          <w:lang w:val="en-US" w:eastAsia="zh-CN"/>
+        </w:rPr>
+      </w:pPr>
+      <w:r>
+        <w:rPr>
+          <w:rFonts w:hint="default"/>
+          <w:lang w:val="en-US" w:eastAsia="zh-CN"/>
+        </w:rPr>
+        <w:t>@@||zyb-jiazhang-1.cdnjtzy.com^</w:t>
+      </w:r>
+    </w:p>
+    <w:p>
+      <w:pPr>
+        <w:widowControl w:val="0"/>
+        <w:numPr>
+          <w:ilvl w:val="0"/>
+          <w:numId w:val="0"/>
+        </w:numPr>
+        <w:jc w:val="left"/>
+        <w:rPr>
+          <w:rFonts w:hint="default"/>
+          <w:lang w:val="en-US" w:eastAsia="zh-CN"/>
+        </w:rPr>
+      </w:pPr>
+      <w:r>
+        <w:rPr>
+          <w:rFonts w:hint="default"/>
+          <w:lang w:val="en-US" w:eastAsia="zh-CN"/>
+        </w:rPr>
+        <w:t>@@||zyb-jiazhang-2.cdnjtzy.com^</w:t>
+      </w:r>
+    </w:p>
+    <w:p>
+      <w:pPr>
+        <w:widowControl w:val="0"/>
+        <w:numPr>
+          <w:ilvl w:val="0"/>
+          <w:numId w:val="0"/>
+        </w:numPr>
+        <w:jc w:val="left"/>
+        <w:rPr>
+          <w:rFonts w:hint="default"/>
+          <w:lang w:val="en-US" w:eastAsia="zh-CN"/>
+        </w:rPr>
+      </w:pPr>
+      <w:r>
+        <w:rPr>
+          <w:rFonts w:hint="default"/>
+          <w:lang w:val="en-US" w:eastAsia="zh-CN"/>
+        </w:rPr>
+        <w:t>@@||zyb-jiazhang-3.cdnjtzy.com^</w:t>
+      </w:r>
+    </w:p>
+    <w:p>
+      <w:pPr>
+        <w:widowControl w:val="0"/>
+        <w:numPr>
+          <w:ilvl w:val="0"/>
+          <w:numId w:val="0"/>
+        </w:numPr>
+        <w:jc w:val="left"/>
+        <w:rPr>
+          <w:rFonts w:hint="default"/>
+          <w:lang w:val="en-US" w:eastAsia="zh-CN"/>
+        </w:rPr>
+      </w:pPr>
+      <w:r>
+        <w:rPr>
+          <w:rFonts w:hint="default"/>
+          <w:lang w:val="en-US" w:eastAsia="zh-CN"/>
+        </w:rPr>
+        <w:t>!作业帮、大学搜题酱广告、统计域名</w:t>
+      </w:r>
+    </w:p>
+    <w:p>
+      <w:pPr>
+        <w:widowControl w:val="0"/>
+        <w:numPr>
+          <w:ilvl w:val="0"/>
+          <w:numId w:val="0"/>
+        </w:numPr>
+        <w:jc w:val="left"/>
+        <w:rPr>
+          <w:rFonts w:hint="default"/>
+          <w:lang w:val="en-US" w:eastAsia="zh-CN"/>
+        </w:rPr>
+      </w:pPr>
+      <w:r>
+        <w:rPr>
+          <w:rFonts w:hint="default"/>
+          <w:lang w:val="en-US" w:eastAsia="zh-CN"/>
+        </w:rPr>
+        <w:t>||sanxia.zybang.com^</w:t>
+      </w:r>
+    </w:p>
+    <w:p>
+      <w:pPr>
+        <w:widowControl w:val="0"/>
+        <w:numPr>
+          <w:ilvl w:val="0"/>
+          <w:numId w:val="0"/>
+        </w:numPr>
+        <w:jc w:val="left"/>
+        <w:rPr>
+          <w:rFonts w:hint="default"/>
+          <w:lang w:val="en-US" w:eastAsia="zh-CN"/>
+        </w:rPr>
+      </w:pPr>
+      <w:r>
+        <w:rPr>
+          <w:rFonts w:hint="default"/>
+          <w:lang w:val="en-US" w:eastAsia="zh-CN"/>
+        </w:rPr>
+        <w:t>||pluto.zuoyebang.com^</w:t>
+      </w:r>
+    </w:p>
+    <w:p>
+      <w:pPr>
+        <w:widowControl w:val="0"/>
+        <w:numPr>
+          <w:ilvl w:val="0"/>
+          <w:numId w:val="0"/>
+        </w:numPr>
+        <w:jc w:val="left"/>
+        <w:rPr>
+          <w:rFonts w:hint="default"/>
+          <w:lang w:val="en-US" w:eastAsia="zh-CN"/>
+        </w:rPr>
+      </w:pPr>
+      <w:r>
+        <w:rPr>
+          <w:rFonts w:hint="default"/>
+          <w:lang w:val="en-US" w:eastAsia="zh-CN"/>
+        </w:rPr>
+        <w:t>||abtest.zuoyebang.com^</w:t>
+      </w:r>
+    </w:p>
+    <w:p>
+      <w:pPr>
+        <w:widowControl w:val="0"/>
+        <w:numPr>
+          <w:ilvl w:val="0"/>
+          <w:numId w:val="0"/>
+        </w:numPr>
+        <w:jc w:val="left"/>
+        <w:rPr>
+          <w:rFonts w:hint="default"/>
+          <w:lang w:val="en-US" w:eastAsia="zh-CN"/>
+        </w:rPr>
+      </w:pPr>
+      <w:r>
+        <w:rPr>
+          <w:rFonts w:hint="default"/>
+          <w:lang w:val="en-US" w:eastAsia="zh-CN"/>
+        </w:rPr>
+        <w:t>!放行开通作业帮、大学搜题酱VIP域名及相关静态图片域名</w:t>
+      </w:r>
+    </w:p>
+    <w:p>
+      <w:pPr>
+        <w:widowControl w:val="0"/>
+        <w:numPr>
+          <w:ilvl w:val="0"/>
+          <w:numId w:val="0"/>
+        </w:numPr>
+        <w:jc w:val="left"/>
+        <w:rPr>
+          <w:rFonts w:hint="default"/>
+          <w:lang w:val="en-US" w:eastAsia="zh-CN"/>
+        </w:rPr>
+      </w:pPr>
+      <w:r>
+        <w:rPr>
+          <w:rFonts w:hint="default"/>
+          <w:lang w:val="en-US" w:eastAsia="zh-CN"/>
+        </w:rPr>
+        <w:t>@@||vip-3.cdnjtzy.com^</w:t>
+      </w:r>
+    </w:p>
+    <w:p>
+      <w:pPr>
+        <w:widowControl w:val="0"/>
+        <w:numPr>
+          <w:ilvl w:val="0"/>
+          <w:numId w:val="0"/>
+        </w:numPr>
+        <w:jc w:val="left"/>
+        <w:rPr>
+          <w:rFonts w:hint="default"/>
+          <w:lang w:val="en-US" w:eastAsia="zh-CN"/>
+        </w:rPr>
+      </w:pPr>
+      <w:r>
+        <w:rPr>
+          <w:rFonts w:hint="default"/>
+          <w:lang w:val="en-US" w:eastAsia="zh-CN"/>
+        </w:rPr>
+        <w:t>@@||vip.cdnjtzy.com^</w:t>
+      </w:r>
+    </w:p>
+    <w:p>
+      <w:pPr>
+        <w:widowControl w:val="0"/>
+        <w:numPr>
+          <w:ilvl w:val="0"/>
+          <w:numId w:val="0"/>
+        </w:numPr>
+        <w:jc w:val="left"/>
+        <w:rPr>
+          <w:rFonts w:hint="default"/>
+          <w:lang w:val="en-US" w:eastAsia="zh-CN"/>
+        </w:rPr>
+      </w:pPr>
+      <w:r>
+        <w:rPr>
+          <w:rFonts w:hint="default"/>
+          <w:lang w:val="en-US" w:eastAsia="zh-CN"/>
+        </w:rPr>
+        <w:t>@@||sell-img.cdnjtzy.com^</w:t>
+      </w:r>
+    </w:p>
+    <w:p>
+      <w:pPr>
+        <w:widowControl w:val="0"/>
+        <w:numPr>
+          <w:ilvl w:val="0"/>
+          <w:numId w:val="0"/>
+        </w:numPr>
+        <w:jc w:val="left"/>
+        <w:rPr>
+          <w:rFonts w:hint="default"/>
+          <w:lang w:val="en-US" w:eastAsia="zh-CN"/>
+        </w:rPr>
+      </w:pPr>
+      <w:r>
+        <w:rPr>
+          <w:rFonts w:hint="default"/>
+          <w:lang w:val="en-US" w:eastAsia="zh-CN"/>
+        </w:rPr>
+        <w:t>@@||plat-h5.cdnjtzy.com^! 放行英伟达</w:t>
+      </w:r>
+    </w:p>
+    <w:p>
+      <w:pPr>
+        <w:widowControl w:val="0"/>
+        <w:numPr>
+          <w:ilvl w:val="0"/>
+          <w:numId w:val="0"/>
+        </w:numPr>
+        <w:jc w:val="left"/>
+        <w:rPr>
+          <w:rFonts w:hint="default"/>
+          <w:lang w:val="en-US" w:eastAsia="zh-CN"/>
+        </w:rPr>
+      </w:pPr>
+      <w:r>
+        <w:rPr>
+          <w:rFonts w:hint="default"/>
+          <w:lang w:val="en-US" w:eastAsia="zh-CN"/>
+        </w:rPr>
+        <w:t>@@||sell-img.cdnjtzy.com^</w:t>
+      </w:r>
+    </w:p>
+    <w:p>
+      <w:pPr>
+        <w:widowControl w:val="0"/>
+        <w:numPr>
+          <w:ilvl w:val="0"/>
+          <w:numId w:val="0"/>
+        </w:numPr>
+        <w:jc w:val="left"/>
+        <w:rPr>
+          <w:rFonts w:hint="default"/>
+          <w:lang w:val="en-US" w:eastAsia="zh-CN"/>
+        </w:rPr>
+      </w:pPr>
+      <w:r>
+        <w:rPr>
+          <w:rFonts w:hint="default"/>
+          <w:lang w:val="en-US" w:eastAsia="zh-CN"/>
+        </w:rPr>
+        <w:t>@@||plat-h5.cdnjtzy.com^</w:t>
+      </w:r>
+    </w:p>
+    <w:p>
+      <w:pPr>
+        <w:widowControl w:val="0"/>
+        <w:numPr>
+          <w:ilvl w:val="0"/>
+          <w:numId w:val="0"/>
+        </w:numPr>
+        <w:jc w:val="left"/>
+        <w:rPr>
+          <w:rFonts w:hint="default"/>
+          <w:lang w:val="en-US" w:eastAsia="zh-CN"/>
+        </w:rPr>
+      </w:pPr>
+      <w:r>
+        <w:rPr>
+          <w:rFonts w:hint="default"/>
+          <w:lang w:val="en-US" w:eastAsia="zh-CN"/>
+        </w:rPr>
+        <w:t>@@||nvidia.com^</w:t>
+      </w:r>
+    </w:p>
+    <w:p>
+      <w:pPr>
+        <w:widowControl w:val="0"/>
+        <w:numPr>
+          <w:ilvl w:val="0"/>
+          <w:numId w:val="0"/>
+        </w:numPr>
+        <w:jc w:val="left"/>
+        <w:rPr>
+          <w:rFonts w:hint="default"/>
+          <w:lang w:val="en-US" w:eastAsia="zh-CN"/>
+        </w:rPr>
+      </w:pPr>
+      <w:r>
+        <w:rPr>
+          <w:rFonts w:hint="default"/>
+          <w:lang w:val="en-US" w:eastAsia="zh-CN"/>
+        </w:rPr>
+        <w:t>@@||nvidia.cn^</w:t>
+      </w:r>
+    </w:p>
+    <w:p>
+      <w:pPr>
+        <w:widowControl w:val="0"/>
+        <w:numPr>
+          <w:ilvl w:val="0"/>
+          <w:numId w:val="0"/>
+        </w:numPr>
+        <w:jc w:val="left"/>
+        <w:rPr>
+          <w:rFonts w:hint="default"/>
+          <w:lang w:val="en-US" w:eastAsia="zh-CN"/>
+        </w:rPr>
+      </w:pPr>
+      <w:r>
+        <w:rPr>
+          <w:rFonts w:hint="default"/>
+          <w:lang w:val="en-US" w:eastAsia="zh-CN"/>
+        </w:rPr>
+        <w:t>!小红书广告</w:t>
+      </w:r>
+    </w:p>
+    <w:p>
+      <w:pPr>
+        <w:widowControl w:val="0"/>
+        <w:numPr>
+          <w:ilvl w:val="0"/>
+          <w:numId w:val="0"/>
+        </w:numPr>
+        <w:jc w:val="left"/>
+        <w:rPr>
+          <w:rFonts w:hint="default"/>
+          <w:lang w:val="en-US" w:eastAsia="zh-CN"/>
+        </w:rPr>
+      </w:pPr>
+      <w:r>
+        <w:rPr>
+          <w:rFonts w:hint="default"/>
+          <w:lang w:val="en-US" w:eastAsia="zh-CN"/>
+        </w:rPr>
+        <w:t>||*.ads.xhscdn.com^</w:t>
+      </w:r>
+    </w:p>
+    <w:p>
+      <w:pPr>
+        <w:widowControl w:val="0"/>
+        <w:numPr>
+          <w:ilvl w:val="0"/>
+          <w:numId w:val="0"/>
+        </w:numPr>
+        <w:jc w:val="left"/>
+        <w:rPr>
+          <w:rFonts w:hint="default"/>
+          <w:lang w:val="en-US" w:eastAsia="zh-CN"/>
+        </w:rPr>
+      </w:pPr>
+      <w:r>
+        <w:rPr>
+          <w:rFonts w:hint="default"/>
+          <w:lang w:val="en-US" w:eastAsia="zh-CN"/>
+        </w:rPr>
+        <w:t>||ads-*.xhscdn.com^</w:t>
+      </w:r>
+    </w:p>
+    <w:p>
+      <w:pPr>
+        <w:widowControl w:val="0"/>
+        <w:numPr>
+          <w:ilvl w:val="0"/>
+          <w:numId w:val="0"/>
+        </w:numPr>
+        <w:jc w:val="left"/>
+        <w:rPr>
+          <w:rFonts w:hint="default"/>
+          <w:lang w:val="en-US" w:eastAsia="zh-CN"/>
+        </w:rPr>
+      </w:pPr>
+      <w:r>
+        <w:rPr>
+          <w:rFonts w:hint="default"/>
+          <w:lang w:val="en-US" w:eastAsia="zh-CN"/>
+        </w:rPr>
+        <w:t>!上海瑞狮网络（advlion.com），第三方广告/数据服务公司域名</w:t>
+      </w:r>
+    </w:p>
+    <w:p>
+      <w:pPr>
+        <w:widowControl w:val="0"/>
+        <w:numPr>
+          <w:ilvl w:val="0"/>
+          <w:numId w:val="0"/>
+        </w:numPr>
+        <w:jc w:val="left"/>
+        <w:rPr>
+          <w:rFonts w:hint="default"/>
+          <w:lang w:val="en-US" w:eastAsia="zh-CN"/>
+        </w:rPr>
+      </w:pPr>
+      <w:r>
+        <w:rPr>
+          <w:rFonts w:hint="default"/>
+          <w:lang w:val="en-US" w:eastAsia="zh-CN"/>
+        </w:rPr>
+        <w:t>||bj*.advlion.com^</w:t>
+      </w:r>
+    </w:p>
+    <w:p>
+      <w:pPr>
+        <w:widowControl w:val="0"/>
+        <w:numPr>
+          <w:ilvl w:val="0"/>
+          <w:numId w:val="0"/>
+        </w:numPr>
+        <w:jc w:val="left"/>
+        <w:rPr>
+          <w:rFonts w:hint="default"/>
+          <w:lang w:val="en-US" w:eastAsia="zh-CN"/>
+        </w:rPr>
+      </w:pPr>
+      <w:r>
+        <w:rPr>
+          <w:rFonts w:hint="default"/>
+          <w:lang w:val="en-US" w:eastAsia="zh-CN"/>
+        </w:rPr>
+        <w:t>! vivo 广告</w:t>
+      </w:r>
+    </w:p>
+    <w:p>
+      <w:pPr>
+        <w:widowControl w:val="0"/>
+        <w:numPr>
+          <w:ilvl w:val="0"/>
+          <w:numId w:val="0"/>
+        </w:numPr>
+        <w:jc w:val="left"/>
+        <w:rPr>
+          <w:rFonts w:hint="default"/>
+          <w:lang w:val="en-US" w:eastAsia="zh-CN"/>
+        </w:rPr>
+      </w:pPr>
+      <w:r>
+        <w:rPr>
+          <w:rFonts w:hint="default"/>
+          <w:lang w:val="en-US" w:eastAsia="zh-CN"/>
+        </w:rPr>
+        <w:t>||dsplog.vivo.com.cn^$important</w:t>
+      </w:r>
+    </w:p>
+    <w:p>
+      <w:pPr>
+        <w:widowControl w:val="0"/>
+        <w:numPr>
+          <w:ilvl w:val="0"/>
+          <w:numId w:val="0"/>
+        </w:numPr>
+        <w:jc w:val="left"/>
+        <w:rPr>
+          <w:rFonts w:hint="default"/>
+          <w:lang w:val="en-US" w:eastAsia="zh-CN"/>
+        </w:rPr>
+      </w:pPr>
+      <w:r>
+        <w:rPr>
+          <w:rFonts w:hint="default"/>
+          <w:lang w:val="en-US" w:eastAsia="zh-CN"/>
+        </w:rPr>
+        <w:t>! 欢太科技有限公司广告推荐流</w:t>
+      </w:r>
+    </w:p>
+    <w:p>
+      <w:pPr>
+        <w:widowControl w:val="0"/>
+        <w:numPr>
+          <w:ilvl w:val="0"/>
+          <w:numId w:val="0"/>
+        </w:numPr>
+        <w:jc w:val="left"/>
+        <w:rPr>
+          <w:rFonts w:hint="default"/>
+          <w:lang w:val="en-US" w:eastAsia="zh-CN"/>
+        </w:rPr>
+      </w:pPr>
+      <w:r>
+        <w:rPr>
+          <w:rFonts w:hint="default"/>
+          <w:lang w:val="en-US" w:eastAsia="zh-CN"/>
+        </w:rPr>
+        <w:t>||ibrowser.feeds.heytapmobi.com^</w:t>
+      </w:r>
+    </w:p>
+    <w:p>
+      <w:pPr>
+        <w:widowControl w:val="0"/>
+        <w:numPr>
+          <w:ilvl w:val="0"/>
+          <w:numId w:val="0"/>
+        </w:numPr>
+        <w:jc w:val="left"/>
+        <w:rPr>
+          <w:rFonts w:hint="default"/>
+          <w:lang w:val="en-US" w:eastAsia="zh-CN"/>
+        </w:rPr>
+      </w:pPr>
+      <w:r>
+        <w:rPr>
+          <w:rFonts w:hint="default"/>
+          <w:lang w:val="en-US" w:eastAsia="zh-CN"/>
+        </w:rPr>
+        <w:t>!酷狗腾讯广告</w:t>
+      </w:r>
+    </w:p>
+    <w:p>
+      <w:pPr>
+        <w:widowControl w:val="0"/>
+        <w:numPr>
+          <w:ilvl w:val="0"/>
+          <w:numId w:val="0"/>
+        </w:numPr>
+        <w:jc w:val="left"/>
+        <w:rPr>
+          <w:rFonts w:hint="default"/>
+          <w:lang w:val="en-US" w:eastAsia="zh-CN"/>
+        </w:rPr>
+      </w:pPr>
+      <w:r>
+        <w:rPr>
+          <w:rFonts w:hint="default"/>
+          <w:lang w:val="en-US" w:eastAsia="zh-CN"/>
+        </w:rPr>
+        <w:t>||papi.kugou.com^</w:t>
+      </w:r>
+    </w:p>
+    <w:p>
+      <w:pPr>
+        <w:widowControl w:val="0"/>
+        <w:numPr>
+          <w:ilvl w:val="0"/>
+          <w:numId w:val="0"/>
+        </w:numPr>
+        <w:jc w:val="left"/>
+        <w:rPr>
+          <w:rFonts w:hint="default"/>
+          <w:lang w:val="en-US" w:eastAsia="zh-CN"/>
+        </w:rPr>
+      </w:pPr>
+      <w:r>
+        <w:rPr>
+          <w:rFonts w:hint="default"/>
+          <w:lang w:val="en-US" w:eastAsia="zh-CN"/>
+        </w:rPr>
+        <w:t>||au.qq.com^</w:t>
+      </w:r>
+    </w:p>
+    <w:p>
+      <w:pPr>
+        <w:widowControl w:val="0"/>
+        <w:numPr>
+          <w:ilvl w:val="0"/>
+          <w:numId w:val="0"/>
+        </w:numPr>
+        <w:jc w:val="left"/>
+        <w:rPr>
+          <w:rFonts w:hint="default"/>
+          <w:lang w:val="en-US" w:eastAsia="zh-CN"/>
+        </w:rPr>
+      </w:pPr>
+      <w:r>
+        <w:rPr>
+          <w:rFonts w:hint="default"/>
+          <w:lang w:val="en-US" w:eastAsia="zh-CN"/>
+        </w:rPr>
+        <w:t>||midas.gtimg.cn^</w:t>
+      </w:r>
+    </w:p>
+    <w:p>
+      <w:pPr>
+        <w:widowControl w:val="0"/>
+        <w:numPr>
+          <w:ilvl w:val="0"/>
+          <w:numId w:val="0"/>
+        </w:numPr>
+        <w:jc w:val="left"/>
+        <w:rPr>
+          <w:rFonts w:hint="default"/>
+          <w:lang w:val="en-US" w:eastAsia="zh-CN"/>
+        </w:rPr>
+      </w:pPr>
+      <w:r>
+        <w:rPr>
+          <w:rFonts w:hint="default"/>
+          <w:lang w:val="en-US" w:eastAsia="zh-CN"/>
+        </w:rPr>
+        <w:t>!放行UC内部、千问平台静态资源（JS、CSS、图片）</w:t>
+      </w:r>
+    </w:p>
+    <w:p>
+      <w:pPr>
+        <w:widowControl w:val="0"/>
+        <w:numPr>
+          <w:ilvl w:val="0"/>
+          <w:numId w:val="0"/>
+        </w:numPr>
+        <w:jc w:val="left"/>
+        <w:rPr>
+          <w:rFonts w:hint="default"/>
+          <w:lang w:val="en-US" w:eastAsia="zh-CN"/>
+        </w:rPr>
+      </w:pPr>
+      <w:r>
+        <w:rPr>
+          <w:rFonts w:hint="default"/>
+          <w:lang w:val="en-US" w:eastAsia="zh-CN"/>
+        </w:rPr>
+        <w:t>@@||yes-file.uc.cn^</w:t>
+      </w:r>
+    </w:p>
+    <w:p>
+      <w:pPr>
+        <w:widowControl w:val="0"/>
+        <w:numPr>
+          <w:ilvl w:val="0"/>
+          <w:numId w:val="0"/>
+        </w:numPr>
+        <w:jc w:val="left"/>
+        <w:rPr>
+          <w:rFonts w:hint="default"/>
+          <w:lang w:val="en-US" w:eastAsia="zh-CN"/>
+        </w:rPr>
+      </w:pPr>
+      <w:r>
+        <w:rPr>
+          <w:rFonts w:hint="default"/>
+          <w:lang w:val="en-US" w:eastAsia="zh-CN"/>
+        </w:rPr>
+        <w:t>！拦截抖音穿山甲广告sdk及酷狗广告</w:t>
+      </w:r>
+    </w:p>
+    <w:p>
+      <w:pPr>
+        <w:widowControl w:val="0"/>
+        <w:numPr>
+          <w:ilvl w:val="0"/>
+          <w:numId w:val="0"/>
+        </w:numPr>
+        <w:jc w:val="left"/>
+        <w:rPr>
+          <w:rFonts w:hint="default"/>
+          <w:lang w:val="en-US" w:eastAsia="zh-CN"/>
+        </w:rPr>
+      </w:pPr>
+      <w:r>
+        <w:rPr>
+          <w:rFonts w:hint="default"/>
+          <w:lang w:val="en-US" w:eastAsia="zh-CN"/>
+        </w:rPr>
+        <w:t>||is.snssdk.com^</w:t>
+      </w:r>
+    </w:p>
+    <w:p>
+      <w:pPr>
+        <w:widowControl w:val="0"/>
+        <w:numPr>
+          <w:ilvl w:val="0"/>
+          <w:numId w:val="0"/>
+        </w:numPr>
+        <w:jc w:val="left"/>
+        <w:rPr>
+          <w:rFonts w:hint="default"/>
+          <w:lang w:val="en-US" w:eastAsia="zh-CN"/>
+        </w:rPr>
+      </w:pPr>
+      <w:r>
+        <w:rPr>
+          <w:rFonts w:hint="default"/>
+          <w:lang w:val="en-US" w:eastAsia="zh-CN"/>
+        </w:rPr>
+        <w:t>||tp2p.kg.qq.com^$important</w:t>
+      </w:r>
+    </w:p>
+    <w:p>
+      <w:pPr>
+        <w:widowControl w:val="0"/>
+        <w:numPr>
+          <w:ilvl w:val="0"/>
+          <w:numId w:val="0"/>
+        </w:numPr>
+        <w:jc w:val="left"/>
+        <w:rPr>
+          <w:rFonts w:hint="default"/>
+          <w:lang w:val="en-US" w:eastAsia="zh-CN"/>
+        </w:rPr>
+      </w:pPr>
+      <w:r>
+        <w:rPr>
+          <w:rFonts w:hint="default"/>
+          <w:lang w:val="en-US" w:eastAsia="zh-CN"/>
+        </w:rPr>
+        <w:t>||rt-m.kugou.com^</w:t>
+      </w:r>
+    </w:p>
+    <w:p>
+      <w:pPr>
+        <w:widowControl w:val="0"/>
+        <w:numPr>
+          <w:ilvl w:val="0"/>
+          <w:numId w:val="0"/>
+        </w:numPr>
+        <w:jc w:val="left"/>
+        <w:rPr>
+          <w:rFonts w:hint="default"/>
+          <w:lang w:val="en-US" w:eastAsia="zh-CN"/>
+        </w:rPr>
+      </w:pPr>
+      <w:r>
+        <w:rPr>
+          <w:rFonts w:hint="default"/>
+          <w:lang w:val="en-US" w:eastAsia="zh-CN"/>
+        </w:rPr>
+        <w:t>||config.mobile.kugou.com^</w:t>
+      </w:r>
+    </w:p>
+    <w:p>
+      <w:pPr>
+        <w:widowControl w:val="0"/>
+        <w:numPr>
+          <w:ilvl w:val="0"/>
+          <w:numId w:val="0"/>
+        </w:numPr>
+        <w:jc w:val="left"/>
+        <w:rPr>
+          <w:rFonts w:hint="default"/>
+          <w:lang w:val="en-US" w:eastAsia="zh-CN"/>
+        </w:rPr>
+      </w:pPr>
+      <w:r>
+        <w:rPr>
+          <w:rFonts w:hint="default"/>
+          <w:lang w:val="en-US" w:eastAsia="zh-CN"/>
+        </w:rPr>
+        <w:t>||gatewayretry.kugou.com^</w:t>
+      </w:r>
+    </w:p>
+    <w:p>
+      <w:pPr>
+        <w:widowControl w:val="0"/>
+        <w:numPr>
+          <w:ilvl w:val="0"/>
+          <w:numId w:val="0"/>
+        </w:numPr>
+        <w:jc w:val="left"/>
+        <w:rPr>
+          <w:rFonts w:hint="default"/>
+          <w:lang w:val="en-US" w:eastAsia="zh-CN"/>
+        </w:rPr>
+      </w:pPr>
+      <w:r>
+        <w:rPr>
+          <w:rFonts w:hint="default"/>
+          <w:lang w:val="en-US" w:eastAsia="zh-CN"/>
+        </w:rPr>
+        <w:t>||gateway3.kugou.com^</w:t>
+      </w:r>
+    </w:p>
+    <w:p>
+      <w:pPr>
+        <w:widowControl w:val="0"/>
+        <w:numPr>
+          <w:ilvl w:val="0"/>
+          <w:numId w:val="0"/>
+        </w:numPr>
+        <w:jc w:val="left"/>
+        <w:rPr>
+          <w:rFonts w:hint="default"/>
+          <w:lang w:val="en-US" w:eastAsia="zh-CN"/>
+        </w:rPr>
+      </w:pPr>
+      <w:r>
+        <w:rPr>
+          <w:rFonts w:hint="default"/>
+          <w:lang w:val="en-US" w:eastAsia="zh-CN"/>
+        </w:rPr>
+        <w:t>||expendablekmrcdn.kugou.com^</w:t>
+      </w:r>
+    </w:p>
+    <w:p>
+      <w:pPr>
+        <w:widowControl w:val="0"/>
+        <w:numPr>
+          <w:ilvl w:val="0"/>
+          <w:numId w:val="0"/>
+        </w:numPr>
+        <w:jc w:val="left"/>
+        <w:rPr>
+          <w:rFonts w:hint="default"/>
+          <w:lang w:val="en-US" w:eastAsia="zh-CN"/>
+        </w:rPr>
+      </w:pPr>
+      <w:r>
+        <w:rPr>
+          <w:rFonts w:hint="default"/>
+          <w:lang w:val="en-US" w:eastAsia="zh-CN"/>
+        </w:rPr>
+        <w:t>||kugouitg.kugou.com^</w:t>
+      </w:r>
+    </w:p>
+    <w:p>
+      <w:pPr>
+        <w:widowControl w:val="0"/>
+        <w:numPr>
+          <w:ilvl w:val="0"/>
+          <w:numId w:val="0"/>
+        </w:numPr>
+        <w:jc w:val="left"/>
+        <w:rPr>
+          <w:rFonts w:hint="default"/>
+          <w:lang w:val="en-US" w:eastAsia="zh-CN"/>
+        </w:rPr>
+      </w:pPr>
+      <w:r>
+        <w:rPr>
+          <w:rFonts w:hint="default"/>
+          <w:lang w:val="en-US" w:eastAsia="zh-CN"/>
+        </w:rPr>
+        <w:t>||m1fanxing.kugou.com^</w:t>
+      </w:r>
+    </w:p>
+    <w:p>
+      <w:pPr>
+        <w:widowControl w:val="0"/>
+        <w:numPr>
+          <w:ilvl w:val="0"/>
+          <w:numId w:val="0"/>
+        </w:numPr>
+        <w:jc w:val="left"/>
+        <w:rPr>
+          <w:rFonts w:hint="default"/>
+          <w:lang w:val="en-US" w:eastAsia="zh-CN"/>
+        </w:rPr>
+      </w:pPr>
+      <w:r>
+        <w:rPr>
+          <w:rFonts w:hint="default"/>
+          <w:lang w:val="en-US" w:eastAsia="zh-CN"/>
+        </w:rPr>
+        <w:t>||expendablekmr.kugou.com^</w:t>
+      </w:r>
+    </w:p>
+    <w:p>
+      <w:pPr>
+        <w:widowControl w:val="0"/>
+        <w:numPr>
+          <w:ilvl w:val="0"/>
+          <w:numId w:val="0"/>
+        </w:numPr>
+        <w:jc w:val="left"/>
+        <w:rPr>
+          <w:rFonts w:hint="default"/>
+          <w:lang w:val="en-US" w:eastAsia="zh-CN"/>
+        </w:rPr>
+      </w:pPr>
+      <w:r>
+        <w:rPr>
+          <w:rFonts w:hint="default"/>
+          <w:lang w:val="en-US" w:eastAsia="zh-CN"/>
+        </w:rPr>
+        <w:t>||tracker.kugou.com^</w:t>
+      </w:r>
+    </w:p>
+    <w:p>
+      <w:pPr>
+        <w:widowControl w:val="0"/>
+        <w:numPr>
+          <w:ilvl w:val="0"/>
+          <w:numId w:val="0"/>
+        </w:numPr>
+        <w:jc w:val="left"/>
+        <w:rPr>
+          <w:rFonts w:hint="default"/>
+          <w:lang w:val="en-US" w:eastAsia="zh-CN"/>
+        </w:rPr>
+      </w:pPr>
+      <w:r>
+        <w:rPr>
+          <w:rFonts w:hint="default"/>
+          <w:lang w:val="en-US" w:eastAsia="zh-CN"/>
+        </w:rPr>
+        <w:t>||rtmretry.kugou.com^</w:t>
+      </w:r>
+    </w:p>
+    <w:p>
+      <w:pPr>
+        <w:widowControl w:val="0"/>
+        <w:numPr>
+          <w:ilvl w:val="0"/>
+          <w:numId w:val="0"/>
+        </w:numPr>
+        <w:jc w:val="left"/>
+        <w:rPr>
+          <w:rFonts w:hint="default"/>
+          <w:lang w:val="en-US" w:eastAsia="zh-CN"/>
+        </w:rPr>
+      </w:pPr>
+      <w:r>
+        <w:rPr>
+          <w:rFonts w:hint="default"/>
+          <w:lang w:val="en-US" w:eastAsia="zh-CN"/>
+        </w:rPr>
+        <w:t>||imge.tx.kugou.com^</w:t>
+      </w:r>
+    </w:p>
+    <w:p>
+      <w:pPr>
+        <w:widowControl w:val="0"/>
+        <w:numPr>
+          <w:ilvl w:val="0"/>
+          <w:numId w:val="0"/>
+        </w:numPr>
+        <w:jc w:val="left"/>
+        <w:rPr>
+          <w:rFonts w:hint="default"/>
+          <w:lang w:val="en-US" w:eastAsia="zh-CN"/>
+        </w:rPr>
+      </w:pPr>
+      <w:r>
+        <w:rPr>
+          <w:rFonts w:hint="default"/>
+          <w:lang w:val="en-US" w:eastAsia="zh-CN"/>
+        </w:rPr>
+        <w:t>||kglink.cn^</w:t>
+      </w:r>
+    </w:p>
+    <w:p>
+      <w:pPr>
+        <w:widowControl w:val="0"/>
+        <w:numPr>
+          <w:ilvl w:val="0"/>
+          <w:numId w:val="0"/>
+        </w:numPr>
+        <w:jc w:val="left"/>
+        <w:rPr>
+          <w:rFonts w:hint="default"/>
+          <w:lang w:val="en-US" w:eastAsia="zh-CN"/>
+        </w:rPr>
+      </w:pPr>
+      <w:r>
+        <w:rPr>
+          <w:rFonts w:hint="default"/>
+          <w:lang w:val="en-US" w:eastAsia="zh-CN"/>
+        </w:rPr>
+        <w:t>||rt-m.cosama.cn^</w:t>
+      </w:r>
+    </w:p>
+    <w:p>
+      <w:pPr>
+        <w:widowControl w:val="0"/>
+        <w:numPr>
+          <w:ilvl w:val="0"/>
+          <w:numId w:val="0"/>
+        </w:numPr>
+        <w:jc w:val="left"/>
+        <w:rPr>
+          <w:rFonts w:hint="default"/>
+          <w:lang w:val="en-US" w:eastAsia="zh-CN"/>
+        </w:rPr>
+      </w:pPr>
+      <w:r>
+        <w:rPr>
+          <w:rFonts w:hint="default"/>
+          <w:lang w:val="en-US" w:eastAsia="zh-CN"/>
+        </w:rPr>
+        <w:t>||httpdns.kg.qq.com^$important</w:t>
+      </w:r>
+    </w:p>
+    <w:p>
+      <w:pPr>
+        <w:widowControl w:val="0"/>
+        <w:numPr>
+          <w:ilvl w:val="0"/>
+          <w:numId w:val="0"/>
+        </w:numPr>
+        <w:jc w:val="left"/>
+        <w:rPr>
+          <w:rFonts w:hint="default"/>
+          <w:lang w:val="en-US" w:eastAsia="zh-CN"/>
+        </w:rPr>
+      </w:pPr>
+      <w:r>
+        <w:rPr>
+          <w:rFonts w:hint="default"/>
+          <w:lang w:val="en-US" w:eastAsia="zh-CN"/>
+        </w:rPr>
+        <w:t>||kmrcdn.service.kugou.com^</w:t>
+      </w:r>
+    </w:p>
+    <w:p>
+      <w:pPr>
+        <w:widowControl w:val="0"/>
+        <w:numPr>
+          <w:ilvl w:val="0"/>
+          <w:numId w:val="0"/>
+        </w:numPr>
+        <w:jc w:val="left"/>
+        <w:rPr>
+          <w:rFonts w:hint="default"/>
+          <w:lang w:val="en-US" w:eastAsia="zh-CN"/>
+        </w:rPr>
+      </w:pPr>
+      <w:r>
+        <w:rPr>
+          <w:rFonts w:hint="default"/>
+          <w:lang w:val="en-US" w:eastAsia="zh-CN"/>
+        </w:rPr>
+        <w:t>||rtmretry.cosama.cn^</w:t>
+      </w:r>
+    </w:p>
+    <w:p>
+      <w:pPr>
+        <w:widowControl w:val="0"/>
+        <w:numPr>
+          <w:ilvl w:val="0"/>
+          <w:numId w:val="0"/>
+        </w:numPr>
+        <w:jc w:val="left"/>
+        <w:rPr>
+          <w:rFonts w:hint="default"/>
+          <w:lang w:val="en-US" w:eastAsia="zh-CN"/>
+        </w:rPr>
+      </w:pPr>
+      <w:r>
+        <w:rPr>
+          <w:rFonts w:hint="default"/>
+          <w:lang w:val="en-US" w:eastAsia="zh-CN"/>
+        </w:rPr>
+        <w:t>||gatecollect.kugou.com^</w:t>
+      </w:r>
+    </w:p>
+    <w:p>
+      <w:pPr>
+        <w:widowControl w:val="0"/>
+        <w:numPr>
+          <w:ilvl w:val="0"/>
+          <w:numId w:val="0"/>
+        </w:numPr>
+        <w:jc w:val="left"/>
+        <w:rPr>
+          <w:rFonts w:hint="default"/>
+          <w:lang w:val="en-US" w:eastAsia="zh-CN"/>
+        </w:rPr>
+      </w:pPr>
+      <w:r>
+        <w:rPr>
+          <w:rFonts w:hint="default"/>
+          <w:lang w:val="en-US" w:eastAsia="zh-CN"/>
+        </w:rPr>
+        <w:t>||kmrserviceretry.kugou.com^</w:t>
+      </w:r>
+    </w:p>
+    <w:p>
+      <w:pPr>
+        <w:widowControl w:val="0"/>
+        <w:numPr>
+          <w:ilvl w:val="0"/>
+          <w:numId w:val="0"/>
+        </w:numPr>
+        <w:jc w:val="left"/>
+        <w:rPr>
+          <w:rFonts w:hint="default"/>
+          <w:lang w:val="en-US" w:eastAsia="zh-CN"/>
+        </w:rPr>
+      </w:pPr>
+      <w:r>
+        <w:rPr>
+          <w:rFonts w:hint="default"/>
+          <w:lang w:val="en-US" w:eastAsia="zh-CN"/>
+        </w:rPr>
+        <w:t>||emcollect.kugou.com^</w:t>
+      </w:r>
+    </w:p>
+    <w:p>
+      <w:pPr>
+        <w:widowControl w:val="0"/>
+        <w:numPr>
+          <w:ilvl w:val="0"/>
+          <w:numId w:val="0"/>
+        </w:numPr>
+        <w:jc w:val="left"/>
+        <w:rPr>
+          <w:rFonts w:hint="default"/>
+          <w:lang w:val="en-US" w:eastAsia="zh-CN"/>
+        </w:rPr>
+      </w:pPr>
+      <w:r>
+        <w:rPr>
+          <w:rFonts w:hint="default"/>
+          <w:lang w:val="en-US" w:eastAsia="zh-CN"/>
+        </w:rPr>
+        <w:t>||pigeon.service.kugou.com^</w:t>
+      </w:r>
+    </w:p>
+    <w:p>
+      <w:pPr>
+        <w:widowControl w:val="0"/>
+        <w:numPr>
+          <w:ilvl w:val="0"/>
+          <w:numId w:val="0"/>
+        </w:numPr>
+        <w:jc w:val="left"/>
+        <w:rPr>
+          <w:rFonts w:hint="default"/>
+          <w:lang w:val="en-US" w:eastAsia="zh-CN"/>
+        </w:rPr>
+      </w:pPr>
+      <w:r>
+        <w:rPr>
+          <w:rFonts w:hint="default"/>
+          <w:lang w:val="en-US" w:eastAsia="zh-CN"/>
+        </w:rPr>
+        <w:t>! 放行百度云、百度百科 CDN 加速的图片/静态资源域名</w:t>
+      </w:r>
+    </w:p>
+    <w:p>
+      <w:pPr>
+        <w:widowControl w:val="0"/>
+        <w:numPr>
+          <w:ilvl w:val="0"/>
+          <w:numId w:val="0"/>
+        </w:numPr>
+        <w:jc w:val="left"/>
+        <w:rPr>
+          <w:rFonts w:hint="default"/>
+          <w:lang w:val="en-US" w:eastAsia="zh-CN"/>
+        </w:rPr>
+      </w:pPr>
+      <w:r>
+        <w:rPr>
+          <w:rFonts w:hint="default"/>
+          <w:lang w:val="en-US" w:eastAsia="zh-CN"/>
+        </w:rPr>
+        <w:t>@@||bkimg.cdn.bcebos.com^</w:t>
+      </w:r>
+    </w:p>
+    <w:p>
+      <w:pPr>
+        <w:widowControl w:val="0"/>
+        <w:numPr>
+          <w:ilvl w:val="0"/>
+          <w:numId w:val="0"/>
+        </w:numPr>
+        <w:jc w:val="left"/>
+        <w:rPr>
+          <w:rFonts w:hint="default"/>
+          <w:lang w:val="en-US" w:eastAsia="zh-CN"/>
+        </w:rPr>
+      </w:pPr>
+      <w:r>
+        <w:rPr>
+          <w:rFonts w:hint="default"/>
+          <w:lang w:val="en-US" w:eastAsia="zh-CN"/>
+        </w:rPr>
+        <w:t>||ymuuy.com^</w:t>
+      </w:r>
+    </w:p>
+    <w:p>
+      <w:pPr>
+        <w:widowControl w:val="0"/>
+        <w:numPr>
+          <w:ilvl w:val="0"/>
+          <w:numId w:val="0"/>
+        </w:numPr>
+        <w:jc w:val="left"/>
+        <w:rPr>
+          <w:rFonts w:hint="default"/>
+          <w:lang w:val="en-US" w:eastAsia="zh-CN"/>
+        </w:rPr>
+      </w:pPr>
+      <w:r>
+        <w:rPr>
+          <w:rFonts w:hint="default"/>
+          <w:lang w:val="en-US" w:eastAsia="zh-CN"/>
+        </w:rPr>
+        <w:t>！腾讯云隐私收集域名</w:t>
+      </w:r>
+    </w:p>
+    <w:p>
+      <w:pPr>
+        <w:widowControl w:val="0"/>
+        <w:numPr>
+          <w:ilvl w:val="0"/>
+          <w:numId w:val="0"/>
+        </w:numPr>
+        <w:jc w:val="left"/>
+        <w:rPr>
+          <w:rFonts w:hint="default"/>
+          <w:lang w:val="en-US" w:eastAsia="zh-CN"/>
+        </w:rPr>
+      </w:pPr>
+      <w:r>
+        <w:rPr>
+          <w:rFonts w:hint="default"/>
+          <w:lang w:val="en-US" w:eastAsia="zh-CN"/>
+        </w:rPr>
+        <w:t>||zhiyan.monitor.tencent-cloud.net^</w:t>
+      </w:r>
+    </w:p>
+    <w:p>
+      <w:pPr>
+        <w:widowControl w:val="0"/>
+        <w:numPr>
+          <w:ilvl w:val="0"/>
+          <w:numId w:val="0"/>
+        </w:numPr>
+        <w:jc w:val="left"/>
+        <w:rPr>
+          <w:rFonts w:hint="default"/>
+          <w:lang w:val="en-US" w:eastAsia="zh-CN"/>
+        </w:rPr>
+      </w:pPr>
+      <w:r>
+        <w:rPr>
+          <w:rFonts w:hint="default"/>
+          <w:lang w:val="en-US" w:eastAsia="zh-CN"/>
+        </w:rPr>
+        <w:t>！QQ音乐广告跟踪域名</w:t>
+      </w:r>
+    </w:p>
+    <w:p>
+      <w:pPr>
+        <w:widowControl w:val="0"/>
+        <w:numPr>
+          <w:ilvl w:val="0"/>
+          <w:numId w:val="0"/>
+        </w:numPr>
+        <w:jc w:val="left"/>
+        <w:rPr>
+          <w:rFonts w:hint="default"/>
+          <w:lang w:val="en-US" w:eastAsia="zh-CN"/>
+        </w:rPr>
+      </w:pPr>
+      <w:r>
+        <w:rPr>
+          <w:rFonts w:hint="default"/>
+          <w:lang w:val="en-US" w:eastAsia="zh-CN"/>
+        </w:rPr>
+        <w:t>||szu6.y.qq.com^</w:t>
+      </w:r>
+    </w:p>
+    <w:p>
+      <w:pPr>
+        <w:widowControl w:val="0"/>
+        <w:numPr>
+          <w:ilvl w:val="0"/>
+          <w:numId w:val="0"/>
+        </w:numPr>
+        <w:jc w:val="left"/>
+        <w:rPr>
+          <w:rFonts w:hint="default"/>
+          <w:lang w:val="en-US" w:eastAsia="zh-CN"/>
+        </w:rPr>
+      </w:pPr>
+      <w:r>
+        <w:rPr>
+          <w:rFonts w:hint="default"/>
+          <w:lang w:val="en-US" w:eastAsia="zh-CN"/>
+        </w:rPr>
+        <w:t>||shc6.y.qq.com^</w:t>
+      </w:r>
+    </w:p>
+    <w:p>
+      <w:pPr>
+        <w:widowControl w:val="0"/>
+        <w:numPr>
+          <w:ilvl w:val="0"/>
+          <w:numId w:val="0"/>
+        </w:numPr>
+        <w:jc w:val="left"/>
+        <w:rPr>
+          <w:rFonts w:hint="default"/>
+          <w:lang w:val="en-US" w:eastAsia="zh-CN"/>
+        </w:rPr>
+      </w:pPr>
+      <w:r>
+        <w:rPr>
+          <w:rFonts w:hint="default"/>
+          <w:lang w:val="en-US" w:eastAsia="zh-CN"/>
+        </w:rPr>
+        <w:t>||cgi.connect.qq.com^</w:t>
+      </w:r>
+    </w:p>
+    <w:p>
+      <w:pPr>
+        <w:widowControl w:val="0"/>
+        <w:numPr>
+          <w:ilvl w:val="0"/>
+          <w:numId w:val="0"/>
+        </w:numPr>
+        <w:jc w:val="left"/>
+        <w:rPr>
+          <w:rFonts w:hint="default"/>
+          <w:lang w:val="en-US" w:eastAsia="zh-CN"/>
+        </w:rPr>
+      </w:pPr>
+      <w:r>
+        <w:rPr>
+          <w:rFonts w:hint="default"/>
+          <w:lang w:val="en-US" w:eastAsia="zh-CN"/>
+        </w:rPr>
+        <w:t>||musicps.p2p.qq.com^</w:t>
+      </w:r>
+    </w:p>
+    <w:p>
+      <w:pPr>
+        <w:widowControl w:val="0"/>
+        <w:numPr>
+          <w:ilvl w:val="0"/>
+          <w:numId w:val="0"/>
+        </w:numPr>
+        <w:jc w:val="left"/>
+        <w:rPr>
+          <w:rFonts w:hint="default"/>
+          <w:lang w:val="en-US" w:eastAsia="zh-CN"/>
+        </w:rPr>
+      </w:pPr>
+      <w:r>
+        <w:rPr>
+          <w:rFonts w:hint="default"/>
+          <w:lang w:val="en-US" w:eastAsia="zh-CN"/>
+        </w:rPr>
+        <w:t>||musicpunch.p2p.qq.com^</w:t>
+      </w:r>
+    </w:p>
+    <w:p>
+      <w:pPr>
+        <w:widowControl w:val="0"/>
+        <w:numPr>
+          <w:ilvl w:val="0"/>
+          <w:numId w:val="0"/>
+        </w:numPr>
+        <w:jc w:val="left"/>
+        <w:rPr>
+          <w:rFonts w:hint="default"/>
+          <w:lang w:val="en-US" w:eastAsia="zh-CN"/>
+        </w:rPr>
+      </w:pPr>
+      <w:r>
+        <w:rPr>
+          <w:rFonts w:hint="default"/>
+          <w:lang w:val="en-US" w:eastAsia="zh-CN"/>
+        </w:rPr>
+        <w:t>||tdid.m.qq.com^</w:t>
+      </w:r>
+    </w:p>
+    <w:p>
+      <w:pPr>
+        <w:widowControl w:val="0"/>
+        <w:numPr>
+          <w:ilvl w:val="0"/>
+          <w:numId w:val="0"/>
+        </w:numPr>
+        <w:jc w:val="left"/>
+        <w:rPr>
+          <w:rFonts w:hint="default"/>
+          <w:lang w:val="en-US" w:eastAsia="zh-CN"/>
+        </w:rPr>
+      </w:pPr>
+      <w:r>
+        <w:rPr>
+          <w:rFonts w:hint="default"/>
+          <w:lang w:val="en-US" w:eastAsia="zh-CN"/>
+        </w:rPr>
+        <w:t>!cloudflare静态资源CDN域名</w:t>
+      </w:r>
+    </w:p>
+    <w:p>
+      <w:pPr>
+        <w:widowControl w:val="0"/>
+        <w:numPr>
+          <w:ilvl w:val="0"/>
+          <w:numId w:val="0"/>
+        </w:numPr>
+        <w:jc w:val="left"/>
+        <w:rPr>
+          <w:rFonts w:hint="default"/>
+          <w:lang w:val="en-US" w:eastAsia="zh-CN"/>
+        </w:rPr>
+      </w:pPr>
+      <w:r>
+        <w:rPr>
+          <w:rFonts w:hint="default"/>
+          <w:lang w:val="en-US" w:eastAsia="zh-CN"/>
+        </w:rPr>
+        <w:t>@@||static.cloudflareinsights.com^</w:t>
+      </w:r>
+    </w:p>
+    <w:p>
+      <w:pPr>
+        <w:widowControl w:val="0"/>
+        <w:numPr>
+          <w:ilvl w:val="0"/>
+          <w:numId w:val="0"/>
+        </w:numPr>
+        <w:jc w:val="left"/>
+        <w:rPr>
+          <w:rFonts w:hint="default"/>
+          <w:lang w:val="en-US" w:eastAsia="zh-CN"/>
+        </w:rPr>
+      </w:pPr>
+      <w:r>
+        <w:rPr>
+          <w:rFonts w:hint="default"/>
+          <w:lang w:val="en-US" w:eastAsia="zh-CN"/>
+        </w:rPr>
+        <w:t>!广告</w:t>
+      </w:r>
+    </w:p>
+    <w:p>
+      <w:pPr>
+        <w:widowControl w:val="0"/>
+        <w:numPr>
+          <w:ilvl w:val="0"/>
+          <w:numId w:val="0"/>
+        </w:numPr>
+        <w:jc w:val="left"/>
+        <w:rPr>
+          <w:rFonts w:hint="default"/>
+          <w:lang w:val="en-US" w:eastAsia="zh-CN"/>
+        </w:rPr>
+      </w:pPr>
+      <w:r>
+        <w:rPr>
+          <w:rFonts w:hint="default"/>
+          <w:lang w:val="en-US" w:eastAsia="zh-CN"/>
+        </w:rPr>
+        <w:t>||status-ipv6.jpush.cn^</w:t>
+      </w:r>
+    </w:p>
+    <w:p>
+      <w:pPr>
+        <w:widowControl w:val="0"/>
+        <w:numPr>
+          <w:ilvl w:val="0"/>
+          <w:numId w:val="0"/>
+        </w:numPr>
+        <w:jc w:val="left"/>
+        <w:rPr>
+          <w:rFonts w:hint="default"/>
+          <w:lang w:val="en-US" w:eastAsia="zh-CN"/>
+        </w:rPr>
+      </w:pPr>
+      <w:r>
+        <w:rPr>
+          <w:rFonts w:hint="default"/>
+          <w:lang w:val="en-US" w:eastAsia="zh-CN"/>
+        </w:rPr>
+        <w:t>||c-gi.getui.net^</w:t>
+      </w:r>
+    </w:p>
+    <w:p>
+      <w:pPr>
+        <w:widowControl w:val="0"/>
+        <w:numPr>
+          <w:ilvl w:val="0"/>
+          <w:numId w:val="0"/>
+        </w:numPr>
+        <w:jc w:val="left"/>
+        <w:rPr>
+          <w:rFonts w:hint="default"/>
+          <w:lang w:val="en-US" w:eastAsia="zh-CN"/>
+        </w:rPr>
+      </w:pPr>
+      <w:r>
+        <w:rPr>
+          <w:rFonts w:hint="default"/>
+          <w:lang w:val="en-US" w:eastAsia="zh-CN"/>
+        </w:rPr>
+        <w:t>||sogaha.cn^</w:t>
+      </w:r>
+    </w:p>
+    <w:p>
+      <w:pPr>
+        <w:widowControl w:val="0"/>
+        <w:numPr>
+          <w:ilvl w:val="0"/>
+          <w:numId w:val="0"/>
+        </w:numPr>
+        <w:jc w:val="left"/>
+        <w:rPr>
+          <w:rFonts w:hint="default"/>
+          <w:lang w:val="en-US" w:eastAsia="zh-CN"/>
+        </w:rPr>
+      </w:pPr>
+      <w:r>
+        <w:rPr>
+          <w:rFonts w:hint="default"/>
+          <w:lang w:val="en-US" w:eastAsia="zh-CN"/>
+        </w:rPr>
+        <w:t xml:space="preserve">!欢太广告域名 </w:t>
+      </w:r>
+    </w:p>
+    <w:p>
+      <w:pPr>
+        <w:widowControl w:val="0"/>
+        <w:numPr>
+          <w:ilvl w:val="0"/>
+          <w:numId w:val="0"/>
+        </w:numPr>
+        <w:jc w:val="left"/>
+        <w:rPr>
+          <w:rFonts w:hint="default"/>
+          <w:lang w:val="en-US" w:eastAsia="zh-CN"/>
+        </w:rPr>
+      </w:pPr>
+      <w:r>
+        <w:rPr>
+          <w:rFonts w:hint="default"/>
+          <w:lang w:val="en-US" w:eastAsia="zh-CN"/>
+        </w:rPr>
+        <w:t xml:space="preserve">||httpdns.push.heytapmobi.com^ </w:t>
+      </w:r>
+    </w:p>
+    <w:p>
+      <w:pPr>
+        <w:widowControl w:val="0"/>
+        <w:numPr>
+          <w:ilvl w:val="0"/>
+          <w:numId w:val="0"/>
+        </w:numPr>
+        <w:jc w:val="left"/>
+        <w:rPr>
+          <w:rFonts w:hint="default"/>
+          <w:lang w:val="en-US" w:eastAsia="zh-CN"/>
+        </w:rPr>
+      </w:pPr>
+      <w:r>
+        <w:rPr>
+          <w:rFonts w:hint="default"/>
+          <w:lang w:val="en-US" w:eastAsia="zh-CN"/>
+        </w:rPr>
+        <w:t xml:space="preserve">||adsmartget.datads.cn^ </w:t>
+      </w:r>
+    </w:p>
+    <w:p>
+      <w:pPr>
+        <w:widowControl w:val="0"/>
+        <w:numPr>
+          <w:ilvl w:val="0"/>
+          <w:numId w:val="0"/>
+        </w:numPr>
+        <w:jc w:val="left"/>
+        <w:rPr>
+          <w:rFonts w:hint="default"/>
+          <w:lang w:val="en-US" w:eastAsia="zh-CN"/>
+        </w:rPr>
+      </w:pPr>
+      <w:r>
+        <w:rPr>
+          <w:rFonts w:hint="default"/>
+          <w:lang w:val="en-US" w:eastAsia="zh-CN"/>
+        </w:rPr>
+        <w:t>||static-cpc.heytapimage.com^</w:t>
+      </w:r>
+    </w:p>
+    <w:p>
+      <w:pPr>
+        <w:widowControl w:val="0"/>
+        <w:numPr>
+          <w:ilvl w:val="0"/>
+          <w:numId w:val="0"/>
+        </w:numPr>
+        <w:jc w:val="left"/>
+        <w:rPr>
+          <w:rFonts w:hint="default"/>
+          <w:lang w:val="en-US" w:eastAsia="zh-CN"/>
+        </w:rPr>
+      </w:pPr>
+      <w:r>
+        <w:rPr>
+          <w:rFonts w:hint="default"/>
+          <w:lang w:val="en-US" w:eastAsia="zh-CN"/>
+        </w:rPr>
+        <w:t xml:space="preserve">!白驹广告 </w:t>
+      </w:r>
+    </w:p>
+    <w:p>
+      <w:pPr>
+        <w:widowControl w:val="0"/>
+        <w:numPr>
+          <w:ilvl w:val="0"/>
+          <w:numId w:val="0"/>
+        </w:numPr>
+        <w:jc w:val="left"/>
+        <w:rPr>
+          <w:rFonts w:hint="default"/>
+          <w:lang w:val="en-US" w:eastAsia="zh-CN"/>
+        </w:rPr>
+      </w:pPr>
+      <w:r>
+        <w:rPr>
+          <w:rFonts w:hint="default"/>
+          <w:lang w:val="en-US" w:eastAsia="zh-CN"/>
+        </w:rPr>
+        <w:t>||kaboss.cn^</w:t>
+      </w:r>
+    </w:p>
+    <w:p>
+      <w:pPr>
+        <w:widowControl w:val="0"/>
+        <w:numPr>
+          <w:ilvl w:val="0"/>
+          <w:numId w:val="0"/>
+        </w:numPr>
+        <w:jc w:val="left"/>
+        <w:rPr>
+          <w:rFonts w:hint="default"/>
+          <w:lang w:val="en-US" w:eastAsia="zh-CN"/>
+        </w:rPr>
+      </w:pPr>
+      <w:r>
+        <w:rPr>
+          <w:rFonts w:hint="default"/>
+          <w:lang w:val="en-US" w:eastAsia="zh-CN"/>
+        </w:rPr>
+        <w:t xml:space="preserve">!小米广告 </w:t>
+      </w:r>
+    </w:p>
+    <w:p>
+      <w:pPr>
+        <w:widowControl w:val="0"/>
+        <w:numPr>
+          <w:ilvl w:val="0"/>
+          <w:numId w:val="0"/>
+        </w:numPr>
+        <w:jc w:val="left"/>
+        <w:rPr>
+          <w:rFonts w:hint="default"/>
+          <w:lang w:val="en-US" w:eastAsia="zh-CN"/>
+        </w:rPr>
+      </w:pPr>
+      <w:r>
+        <w:rPr>
+          <w:rFonts w:hint="default"/>
+          <w:lang w:val="en-US" w:eastAsia="zh-CN"/>
+        </w:rPr>
+        <w:t xml:space="preserve">||qsb.brcoter.miui.srv^ </w:t>
+      </w:r>
+    </w:p>
+    <w:p>
+      <w:pPr>
+        <w:widowControl w:val="0"/>
+        <w:numPr>
+          <w:ilvl w:val="0"/>
+          <w:numId w:val="0"/>
+        </w:numPr>
+        <w:jc w:val="left"/>
+        <w:rPr>
+          <w:rFonts w:hint="default"/>
+          <w:lang w:val="en-US" w:eastAsia="zh-CN"/>
+        </w:rPr>
+      </w:pPr>
+      <w:r>
+        <w:rPr>
+          <w:rFonts w:hint="default"/>
+          <w:lang w:val="en-US" w:eastAsia="zh-CN"/>
+        </w:rPr>
+        <w:t xml:space="preserve">!放行小米应用商店图片图标、不然图标加载不出来 </w:t>
+      </w:r>
+    </w:p>
+    <w:p>
+      <w:pPr>
+        <w:widowControl w:val="0"/>
+        <w:numPr>
+          <w:ilvl w:val="0"/>
+          <w:numId w:val="0"/>
+        </w:numPr>
+        <w:jc w:val="left"/>
+        <w:rPr>
+          <w:rFonts w:hint="default"/>
+          <w:lang w:val="en-US" w:eastAsia="zh-CN"/>
+        </w:rPr>
+      </w:pPr>
+      <w:r>
+        <w:rPr>
+          <w:rFonts w:hint="default"/>
+          <w:lang w:val="en-US" w:eastAsia="zh-CN"/>
+        </w:rPr>
+        <w:t>@@||sf0.market.xiaomi.com^</w:t>
+      </w:r>
+    </w:p>
+    <w:p>
+      <w:pPr>
+        <w:widowControl w:val="0"/>
+        <w:numPr>
+          <w:ilvl w:val="0"/>
+          <w:numId w:val="0"/>
+        </w:numPr>
+        <w:jc w:val="left"/>
+        <w:rPr>
+          <w:rFonts w:hint="default"/>
+          <w:lang w:val="en-US" w:eastAsia="zh-CN"/>
+        </w:rPr>
+      </w:pPr>
+      <w:r>
+        <w:rPr>
+          <w:rFonts w:hint="default"/>
+          <w:lang w:val="en-US" w:eastAsia="zh-CN"/>
+        </w:rPr>
+        <w:t>!拦截EasyTiers</w:t>
+      </w:r>
+    </w:p>
+    <w:p>
+      <w:pPr>
+        <w:widowControl w:val="0"/>
+        <w:numPr>
+          <w:ilvl w:val="0"/>
+          <w:numId w:val="0"/>
+        </w:numPr>
+        <w:jc w:val="left"/>
+        <w:rPr>
+          <w:rFonts w:hint="default"/>
+          <w:lang w:val="en-US" w:eastAsia="zh-CN"/>
+        </w:rPr>
+      </w:pPr>
+      <w:r>
+        <w:rPr>
+          <w:rFonts w:hint="default"/>
+          <w:lang w:val="en-US" w:eastAsia="zh-CN"/>
+        </w:rPr>
+        <w:t>||stun-heyuan-v6.easytier.cn^</w:t>
+      </w:r>
+    </w:p>
+    <w:p>
+      <w:pPr>
+        <w:widowControl w:val="0"/>
+        <w:numPr>
+          <w:ilvl w:val="0"/>
+          <w:numId w:val="0"/>
+        </w:numPr>
+        <w:jc w:val="left"/>
+        <w:rPr>
+          <w:rFonts w:hint="default"/>
+          <w:lang w:val="en-US" w:eastAsia="zh-CN"/>
+        </w:rPr>
+      </w:pPr>
+      <w:r>
+        <w:rPr>
+          <w:rFonts w:hint="default"/>
+          <w:lang w:val="en-US" w:eastAsia="zh-CN"/>
+        </w:rPr>
+        <w:t>||stun-v6.easytier.cn^</w:t>
+      </w:r>
+    </w:p>
+    <w:p>
+      <w:pPr>
+        <w:widowControl w:val="0"/>
+        <w:numPr>
+          <w:ilvl w:val="0"/>
+          <w:numId w:val="0"/>
+        </w:numPr>
+        <w:jc w:val="left"/>
+        <w:rPr>
+          <w:rFonts w:hint="default"/>
+          <w:lang w:val="en-US" w:eastAsia="zh-CN"/>
+        </w:rPr>
+      </w:pPr>
+      <w:r>
+        <w:rPr>
+          <w:rFonts w:hint="default"/>
+          <w:lang w:val="en-US" w:eastAsia="zh-CN"/>
+        </w:rPr>
+        <w:t>！拦截腾讯隐私广告、短链跳转</w:t>
+      </w:r>
+    </w:p>
+    <w:p>
+      <w:pPr>
+        <w:widowControl w:val="0"/>
+        <w:numPr>
+          <w:ilvl w:val="0"/>
+          <w:numId w:val="0"/>
+        </w:numPr>
+        <w:jc w:val="left"/>
+        <w:rPr>
+          <w:rFonts w:hint="default"/>
+          <w:lang w:val="en-US" w:eastAsia="zh-CN"/>
+        </w:rPr>
+      </w:pPr>
+      <w:r>
+        <w:rPr>
+          <w:rFonts w:hint="default"/>
+          <w:lang w:val="en-US" w:eastAsia="zh-CN"/>
+        </w:rPr>
+        <w:t>||cmyd-10-126.getui.com^</w:t>
+      </w:r>
+    </w:p>
+    <w:p>
+      <w:pPr>
+        <w:widowControl w:val="0"/>
+        <w:numPr>
+          <w:ilvl w:val="0"/>
+          <w:numId w:val="0"/>
+        </w:numPr>
+        <w:jc w:val="left"/>
+        <w:rPr>
+          <w:rFonts w:hint="default"/>
+          <w:lang w:val="en-US" w:eastAsia="zh-CN"/>
+        </w:rPr>
+      </w:pPr>
+      <w:r>
+        <w:rPr>
+          <w:rFonts w:hint="default"/>
+          <w:lang w:val="en-US" w:eastAsia="zh-CN"/>
+        </w:rPr>
+        <w:t>||ads.privacy.qq.com^$important</w:t>
+      </w:r>
+    </w:p>
+    <w:p>
+      <w:pPr>
+        <w:widowControl w:val="0"/>
+        <w:numPr>
+          <w:ilvl w:val="0"/>
+          <w:numId w:val="0"/>
+        </w:numPr>
+        <w:jc w:val="left"/>
+        <w:rPr>
+          <w:rFonts w:hint="default"/>
+          <w:lang w:val="en-US" w:eastAsia="zh-CN"/>
+        </w:rPr>
+      </w:pPr>
+      <w:r>
+        <w:rPr>
+          <w:rFonts w:hint="default"/>
+          <w:lang w:val="en-US" w:eastAsia="zh-CN"/>
+        </w:rPr>
+        <w:t>||d.url.cn^</w:t>
+      </w:r>
+    </w:p>
+    <w:p>
+      <w:pPr>
+        <w:widowControl w:val="0"/>
+        <w:numPr>
+          <w:ilvl w:val="0"/>
+          <w:numId w:val="0"/>
+        </w:numPr>
+        <w:jc w:val="left"/>
+        <w:rPr>
+          <w:rFonts w:hint="default"/>
+          <w:lang w:val="en-US" w:eastAsia="zh-CN"/>
+        </w:rPr>
+      </w:pPr>
+      <w:r>
+        <w:rPr>
+          <w:rFonts w:hint="default"/>
+          <w:lang w:val="en-US" w:eastAsia="zh-CN"/>
+        </w:rPr>
+        <w:t>！个推每日互娱</w:t>
+      </w:r>
+    </w:p>
+    <w:p>
+      <w:pPr>
+        <w:widowControl w:val="0"/>
+        <w:numPr>
+          <w:ilvl w:val="0"/>
+          <w:numId w:val="0"/>
+        </w:numPr>
+        <w:jc w:val="left"/>
+        <w:rPr>
+          <w:rFonts w:hint="default"/>
+          <w:lang w:val="en-US" w:eastAsia="zh-CN"/>
+        </w:rPr>
+      </w:pPr>
+      <w:r>
+        <w:rPr>
+          <w:rFonts w:hint="default"/>
+          <w:lang w:val="en-US" w:eastAsia="zh-CN"/>
+        </w:rPr>
+        <w:t>||getui.net^</w:t>
+      </w:r>
+    </w:p>
+    <w:p>
+      <w:pPr>
+        <w:widowControl w:val="0"/>
+        <w:numPr>
+          <w:ilvl w:val="0"/>
+          <w:numId w:val="0"/>
+        </w:numPr>
+        <w:jc w:val="left"/>
+        <w:rPr>
+          <w:rFonts w:hint="default"/>
+          <w:lang w:val="en-US" w:eastAsia="zh-CN"/>
+        </w:rPr>
+      </w:pPr>
+      <w:r>
+        <w:rPr>
+          <w:rFonts w:hint="default"/>
+          <w:lang w:val="en-US" w:eastAsia="zh-CN"/>
+        </w:rPr>
+        <w:t>!放行阿里推送</w:t>
+      </w:r>
+    </w:p>
+    <w:p>
+      <w:pPr>
+        <w:widowControl w:val="0"/>
+        <w:numPr>
+          <w:ilvl w:val="0"/>
+          <w:numId w:val="0"/>
+        </w:numPr>
+        <w:jc w:val="left"/>
+        <w:rPr>
+          <w:rFonts w:hint="default"/>
+          <w:lang w:val="en-US" w:eastAsia="zh-CN"/>
+        </w:rPr>
+      </w:pPr>
+      <w:r>
+        <w:rPr>
+          <w:rFonts w:hint="default"/>
+          <w:lang w:val="en-US" w:eastAsia="zh-CN"/>
+        </w:rPr>
+        <w:t>@@||mpush-api.aliyun.com^</w:t>
+      </w:r>
+    </w:p>
+    <w:p>
+      <w:pPr>
+        <w:widowControl w:val="0"/>
+        <w:numPr>
+          <w:ilvl w:val="0"/>
+          <w:numId w:val="0"/>
+        </w:numPr>
+        <w:jc w:val="left"/>
+        <w:rPr>
+          <w:rFonts w:hint="default"/>
+          <w:lang w:val="en-US" w:eastAsia="zh-CN"/>
+        </w:rPr>
+      </w:pPr>
+      <w:r>
+        <w:rPr>
+          <w:rFonts w:hint="default"/>
+          <w:lang w:val="en-US" w:eastAsia="zh-CN"/>
+        </w:rPr>
+        <w:t>！北京中科博远科技有限公司广告SDK，快手旗下</w:t>
+      </w:r>
+    </w:p>
+    <w:p>
+      <w:pPr>
+        <w:widowControl w:val="0"/>
+        <w:numPr>
+          <w:ilvl w:val="0"/>
+          <w:numId w:val="0"/>
+        </w:numPr>
+        <w:jc w:val="left"/>
+        <w:rPr>
+          <w:rFonts w:hint="default"/>
+          <w:lang w:val="en-US" w:eastAsia="zh-CN"/>
+        </w:rPr>
+      </w:pPr>
+      <w:r>
+        <w:rPr>
+          <w:rFonts w:hint="default"/>
+          <w:lang w:val="en-US" w:eastAsia="zh-CN"/>
+        </w:rPr>
+        <w:t>||xxpkg.com^</w:t>
+      </w:r>
+    </w:p>
+    <w:p>
+      <w:pPr>
+        <w:widowControl w:val="0"/>
+        <w:numPr>
+          <w:ilvl w:val="0"/>
+          <w:numId w:val="0"/>
+        </w:numPr>
+        <w:jc w:val="left"/>
+        <w:rPr>
+          <w:rFonts w:hint="default"/>
+          <w:lang w:val="en-US" w:eastAsia="zh-CN"/>
+        </w:rPr>
+      </w:pPr>
+      <w:r>
+        <w:rPr>
+          <w:rFonts w:hint="default"/>
+          <w:lang w:val="en-US" w:eastAsia="zh-CN"/>
+        </w:rPr>
+        <w:t>!放行人生K线</w:t>
+      </w:r>
+    </w:p>
+    <w:p>
+      <w:pPr>
+        <w:widowControl w:val="0"/>
+        <w:numPr>
+          <w:ilvl w:val="0"/>
+          <w:numId w:val="0"/>
+        </w:numPr>
+        <w:jc w:val="left"/>
+        <w:rPr>
+          <w:rFonts w:hint="default"/>
+          <w:lang w:val="en-US" w:eastAsia="zh-CN"/>
+        </w:rPr>
+      </w:pPr>
+      <w:r>
+        <w:rPr>
+          <w:rFonts w:hint="default"/>
+          <w:lang w:val="en-US" w:eastAsia="zh-CN"/>
+        </w:rPr>
+        <w:t>@@||www.lifekline.cn^</w:t>
+      </w:r>
+    </w:p>
+    <w:p>
+      <w:pPr>
+        <w:widowControl w:val="0"/>
+        <w:numPr>
+          <w:ilvl w:val="0"/>
+          <w:numId w:val="0"/>
+        </w:numPr>
+        <w:jc w:val="left"/>
+        <w:rPr>
+          <w:rFonts w:hint="default"/>
+          <w:lang w:val="en-US" w:eastAsia="zh-CN"/>
+        </w:rPr>
+      </w:pPr>
+      <w:r>
+        <w:rPr>
+          <w:rFonts w:hint="default"/>
+          <w:lang w:val="en-US" w:eastAsia="zh-CN"/>
+        </w:rPr>
+        <w:t>!OPPO/真我手机天气系统下发配置域名</w:t>
+      </w:r>
+    </w:p>
+    <w:p>
+      <w:pPr>
+        <w:widowControl w:val="0"/>
+        <w:numPr>
+          <w:ilvl w:val="0"/>
+          <w:numId w:val="0"/>
+        </w:numPr>
+        <w:jc w:val="left"/>
+        <w:rPr>
+          <w:rFonts w:hint="default"/>
+          <w:lang w:val="en-US" w:eastAsia="zh-CN"/>
+        </w:rPr>
+      </w:pPr>
+      <w:r>
+        <w:rPr>
+          <w:rFonts w:hint="default"/>
+          <w:lang w:val="en-US" w:eastAsia="zh-CN"/>
+        </w:rPr>
+        <w:t>@@||cloudconf-app-cn.heytapmobi.com^</w:t>
+      </w:r>
+    </w:p>
+    <w:p>
+      <w:pPr>
+        <w:widowControl w:val="0"/>
+        <w:numPr>
+          <w:ilvl w:val="0"/>
+          <w:numId w:val="0"/>
+        </w:numPr>
+        <w:jc w:val="left"/>
+        <w:rPr>
+          <w:rFonts w:hint="default"/>
+          <w:lang w:val="en-US" w:eastAsia="zh-CN"/>
+        </w:rPr>
+      </w:pPr>
+      <w:r>
+        <w:rPr>
+          <w:rFonts w:hint="default"/>
+          <w:lang w:val="en-US" w:eastAsia="zh-CN"/>
+        </w:rPr>
+        <w:t>@@||obus-cn.dc.heytapmobi.com^</w:t>
+      </w:r>
+    </w:p>
+    <w:p>
+      <w:pPr>
+        <w:widowControl w:val="0"/>
+        <w:numPr>
+          <w:ilvl w:val="0"/>
+          <w:numId w:val="0"/>
+        </w:numPr>
+        <w:jc w:val="left"/>
+        <w:rPr>
+          <w:rFonts w:hint="default"/>
+          <w:lang w:val="en-US" w:eastAsia="zh-CN"/>
+        </w:rPr>
+      </w:pPr>
+      <w:r>
+        <w:rPr>
+          <w:rFonts w:hint="default"/>
+          <w:lang w:val="en-US" w:eastAsia="zh-CN"/>
+        </w:rPr>
+        <w:t>||tobapplog.ctobsnssdk.com^</w:t>
+      </w:r>
+    </w:p>
+    <w:p>
+      <w:pPr>
+        <w:widowControl w:val="0"/>
+        <w:numPr>
+          <w:ilvl w:val="0"/>
+          <w:numId w:val="0"/>
+        </w:numPr>
+        <w:jc w:val="left"/>
+        <w:rPr>
+          <w:rFonts w:hint="default"/>
+          <w:lang w:val="en-US" w:eastAsia="zh-CN"/>
+        </w:rPr>
+      </w:pPr>
+      <w:r>
+        <w:rPr>
+          <w:rFonts w:hint="default"/>
+          <w:lang w:val="en-US" w:eastAsia="zh-CN"/>
+        </w:rPr>
+        <w:t>@@||heytapmobi.com^</w:t>
+      </w:r>
+    </w:p>
+    <w:p>
+      <w:pPr>
+        <w:widowControl w:val="0"/>
+        <w:numPr>
+          <w:ilvl w:val="0"/>
+          <w:numId w:val="0"/>
+        </w:numPr>
+        <w:jc w:val="left"/>
+        <w:rPr>
+          <w:rFonts w:hint="default"/>
+          <w:lang w:val="en-US" w:eastAsia="zh-CN"/>
+        </w:rPr>
+      </w:pPr>
+      <w:r>
+        <w:rPr>
+          <w:rFonts w:hint="default"/>
+          <w:lang w:val="en-US" w:eastAsia="zh-CN"/>
+        </w:rPr>
+        <w:t>||cl-data.ads.heytapmobi.com^</w:t>
+      </w:r>
+    </w:p>
+    <w:p>
+      <w:pPr>
+        <w:widowControl w:val="0"/>
+        <w:numPr>
+          <w:ilvl w:val="0"/>
+          <w:numId w:val="0"/>
+        </w:numPr>
+        <w:jc w:val="left"/>
+        <w:rPr>
+          <w:rFonts w:hint="default"/>
+          <w:lang w:val="en-US" w:eastAsia="zh-CN"/>
+        </w:rPr>
+      </w:pPr>
+      <w:r>
+        <w:rPr>
+          <w:rFonts w:hint="default"/>
+          <w:lang w:val="en-US" w:eastAsia="zh-CN"/>
+        </w:rPr>
+        <w:t>@@||traffic-operation-cn.allawntech.com^</w:t>
+      </w:r>
+    </w:p>
+    <w:p>
+      <w:pPr>
+        <w:widowControl w:val="0"/>
+        <w:numPr>
+          <w:ilvl w:val="0"/>
+          <w:numId w:val="0"/>
+        </w:numPr>
+        <w:jc w:val="left"/>
+        <w:rPr>
+          <w:rFonts w:hint="default"/>
+          <w:lang w:val="en-US" w:eastAsia="zh-CN"/>
+        </w:rPr>
+      </w:pPr>
+      <w:r>
+        <w:rPr>
+          <w:rFonts w:hint="default"/>
+          <w:lang w:val="en-US" w:eastAsia="zh-CN"/>
+        </w:rPr>
+        <w:t>@@||content-autofill.googleapis.com^</w:t>
+      </w:r>
+    </w:p>
+    <w:p>
+      <w:pPr>
+        <w:widowControl w:val="0"/>
+        <w:numPr>
+          <w:ilvl w:val="0"/>
+          <w:numId w:val="0"/>
+        </w:numPr>
+        <w:jc w:val="left"/>
+        <w:rPr>
+          <w:rFonts w:hint="default"/>
+          <w:lang w:val="en-US" w:eastAsia="zh-CN"/>
+        </w:rPr>
+      </w:pPr>
+      <w:r>
+        <w:rPr>
+          <w:rFonts w:hint="default"/>
+          <w:lang w:val="en-US" w:eastAsia="zh-CN"/>
+        </w:rPr>
+        <w:t>@@||traffic-monitor-cn.allawntech.com^</w:t>
+      </w:r>
+    </w:p>
+    <w:p>
+      <w:pPr>
+        <w:widowControl w:val="0"/>
+        <w:numPr>
+          <w:ilvl w:val="0"/>
+          <w:numId w:val="0"/>
+        </w:numPr>
+        <w:jc w:val="left"/>
+        <w:rPr>
+          <w:rFonts w:hint="default"/>
+          <w:lang w:val="en-US" w:eastAsia="zh-CN"/>
+        </w:rPr>
+      </w:pPr>
+      <w:r>
+        <w:rPr>
+          <w:rFonts w:hint="default"/>
+          <w:lang w:val="en-US" w:eastAsia="zh-CN"/>
+        </w:rPr>
+        <w:t>@@||polyfill.io^</w:t>
+      </w:r>
+    </w:p>
+    <w:p>
+      <w:pPr>
+        <w:widowControl w:val="0"/>
+        <w:numPr>
+          <w:ilvl w:val="0"/>
+          <w:numId w:val="0"/>
+        </w:numPr>
+        <w:jc w:val="left"/>
+        <w:rPr>
+          <w:rFonts w:hint="default"/>
+          <w:lang w:val="en-US" w:eastAsia="zh-CN"/>
+        </w:rPr>
+      </w:pPr>
+      <w:r>
+        <w:rPr>
+          <w:rFonts w:hint="default"/>
+          <w:lang w:val="en-US" w:eastAsia="zh-CN"/>
+        </w:rPr>
+        <w:t>@@||heytapimage.com^</w:t>
+      </w:r>
+    </w:p>
+    <w:p>
+      <w:pPr>
+        <w:widowControl w:val="0"/>
+        <w:numPr>
+          <w:ilvl w:val="0"/>
+          <w:numId w:val="0"/>
+        </w:numPr>
+        <w:jc w:val="left"/>
+        <w:rPr>
+          <w:rFonts w:hint="default"/>
+          <w:lang w:val="en-US" w:eastAsia="zh-CN"/>
+        </w:rPr>
+      </w:pPr>
+      <w:r>
+        <w:rPr>
+          <w:rFonts w:hint="default"/>
+          <w:lang w:val="en-US" w:eastAsia="zh-CN"/>
+        </w:rPr>
+        <w:t>@@||mobile.pipe.aria.microsoft.com^</w:t>
+      </w:r>
+    </w:p>
+    <w:p>
+      <w:pPr>
+        <w:widowControl w:val="0"/>
+        <w:numPr>
+          <w:ilvl w:val="0"/>
+          <w:numId w:val="0"/>
+        </w:numPr>
+        <w:jc w:val="left"/>
+        <w:rPr>
+          <w:rFonts w:hint="default"/>
+          <w:lang w:val="en-US" w:eastAsia="zh-CN"/>
+        </w:rPr>
+      </w:pPr>
+      <w:r>
+        <w:rPr>
+          <w:rFonts w:hint="default"/>
+          <w:lang w:val="en-US" w:eastAsia="zh-CN"/>
+        </w:rPr>
+        <w:t>@@||mobile.events.data.microsoft.com^</w:t>
+      </w:r>
+    </w:p>
+    <w:p>
+      <w:pPr>
+        <w:widowControl w:val="0"/>
+        <w:numPr>
+          <w:ilvl w:val="0"/>
+          <w:numId w:val="0"/>
+        </w:numPr>
+        <w:jc w:val="left"/>
+        <w:rPr>
+          <w:rFonts w:hint="default"/>
+          <w:lang w:val="en-US" w:eastAsia="zh-CN"/>
+        </w:rPr>
+      </w:pPr>
+      <w:r>
+        <w:rPr>
+          <w:rFonts w:hint="default"/>
+          <w:lang w:val="en-US" w:eastAsia="zh-CN"/>
+        </w:rPr>
+        <w:t>@@||api.cdo.oppomobile.com^</w:t>
+      </w:r>
+    </w:p>
+    <w:p>
+      <w:pPr>
+        <w:widowControl w:val="0"/>
+        <w:numPr>
+          <w:ilvl w:val="0"/>
+          <w:numId w:val="0"/>
+        </w:numPr>
+        <w:jc w:val="left"/>
+        <w:rPr>
+          <w:rFonts w:hint="default"/>
+          <w:lang w:val="en-US" w:eastAsia="zh-CN"/>
+        </w:rPr>
+      </w:pPr>
+      <w:r>
+        <w:rPr>
+          <w:rFonts w:hint="default"/>
+          <w:lang w:val="en-US" w:eastAsia="zh-CN"/>
+        </w:rPr>
+        <w:t>@@||hm.baidu.com^</w:t>
+      </w:r>
+    </w:p>
+    <w:p>
+      <w:pPr>
+        <w:widowControl w:val="0"/>
+        <w:numPr>
+          <w:ilvl w:val="0"/>
+          <w:numId w:val="0"/>
+        </w:numPr>
+        <w:jc w:val="left"/>
+        <w:rPr>
+          <w:rFonts w:hint="default"/>
+          <w:lang w:val="en-US" w:eastAsia="zh-CN"/>
+        </w:rPr>
+      </w:pPr>
+      <w:r>
+        <w:rPr>
+          <w:rFonts w:hint="default"/>
+          <w:lang w:val="en-US" w:eastAsia="zh-CN"/>
+        </w:rPr>
+        <w:t>!拦截OPPO广告</w:t>
+      </w:r>
+    </w:p>
+    <w:p>
+      <w:pPr>
+        <w:widowControl w:val="0"/>
+        <w:numPr>
+          <w:ilvl w:val="0"/>
+          <w:numId w:val="0"/>
+        </w:numPr>
+        <w:jc w:val="left"/>
+        <w:rPr>
+          <w:rFonts w:hint="default"/>
+          <w:lang w:val="en-US" w:eastAsia="zh-CN"/>
+        </w:rPr>
+      </w:pPr>
+      <w:r>
+        <w:rPr>
+          <w:rFonts w:hint="default"/>
+          <w:lang w:val="en-US" w:eastAsia="zh-CN"/>
+        </w:rPr>
+        <w:t>||push-ads-cn.heytapmobi.com^</w:t>
+      </w:r>
+    </w:p>
+    <w:p>
+      <w:pPr>
+        <w:widowControl w:val="0"/>
+        <w:numPr>
+          <w:ilvl w:val="0"/>
+          <w:numId w:val="0"/>
+        </w:numPr>
+        <w:jc w:val="left"/>
+        <w:rPr>
+          <w:rFonts w:hint="default"/>
+          <w:lang w:val="en-US" w:eastAsia="zh-CN"/>
+        </w:rPr>
+      </w:pPr>
+      <w:r>
+        <w:rPr>
+          <w:rFonts w:hint="default"/>
+          <w:lang w:val="en-US" w:eastAsia="zh-CN"/>
+        </w:rPr>
+        <w:t>||adx.ads.heytapmobi.com^</w:t>
+      </w:r>
+    </w:p>
+    <w:p>
+      <w:pPr>
+        <w:widowControl w:val="0"/>
+        <w:numPr>
+          <w:ilvl w:val="0"/>
+          <w:numId w:val="0"/>
+        </w:numPr>
+        <w:jc w:val="left"/>
+        <w:rPr>
+          <w:rFonts w:hint="default"/>
+          <w:lang w:val="en-US" w:eastAsia="zh-CN"/>
+        </w:rPr>
+      </w:pPr>
+      <w:r>
+        <w:rPr>
+          <w:rFonts w:hint="default"/>
+          <w:lang w:val="en-US" w:eastAsia="zh-CN"/>
+        </w:rPr>
+        <w:t>!放行字节跳动官方核心验证域名，会影响抖音登录验证</w:t>
+      </w:r>
+    </w:p>
+    <w:p>
+      <w:pPr>
+        <w:widowControl w:val="0"/>
+        <w:numPr>
+          <w:ilvl w:val="0"/>
+          <w:numId w:val="0"/>
+        </w:numPr>
+        <w:jc w:val="left"/>
+        <w:rPr>
+          <w:rFonts w:hint="default"/>
+          <w:lang w:val="en-US" w:eastAsia="zh-CN"/>
+        </w:rPr>
+      </w:pPr>
+      <w:r>
+        <w:rPr>
+          <w:rFonts w:hint="default"/>
+          <w:lang w:val="en-US" w:eastAsia="zh-CN"/>
+        </w:rPr>
+        <w:t>@@||verify.snssdk.com^</w:t>
+      </w:r>
+    </w:p>
+    <w:p>
+      <w:pPr>
+        <w:widowControl w:val="0"/>
+        <w:numPr>
+          <w:ilvl w:val="0"/>
+          <w:numId w:val="0"/>
+        </w:numPr>
+        <w:jc w:val="left"/>
+        <w:rPr>
+          <w:rFonts w:hint="default"/>
+          <w:lang w:val="en-US" w:eastAsia="zh-CN"/>
+        </w:rPr>
+      </w:pPr>
+      <w:r>
+        <w:rPr>
+          <w:rFonts w:hint="default"/>
+          <w:lang w:val="en-US" w:eastAsia="zh-CN"/>
+        </w:rPr>
+        <w:t>！放行爱快云</w:t>
+      </w:r>
+    </w:p>
+    <w:p>
+      <w:pPr>
+        <w:widowControl w:val="0"/>
+        <w:numPr>
+          <w:ilvl w:val="0"/>
+          <w:numId w:val="0"/>
+        </w:numPr>
+        <w:jc w:val="left"/>
+        <w:rPr>
+          <w:rFonts w:hint="default"/>
+          <w:lang w:val="en-US" w:eastAsia="zh-CN"/>
+        </w:rPr>
+      </w:pPr>
+      <w:r>
+        <w:rPr>
+          <w:rFonts w:hint="default"/>
+          <w:lang w:val="en-US" w:eastAsia="zh-CN"/>
+        </w:rPr>
+        <w:t>@@||yun-static.ikuai8.com^</w:t>
+      </w:r>
+    </w:p>
+    <w:p>
+      <w:pPr>
+        <w:widowControl w:val="0"/>
+        <w:numPr>
+          <w:ilvl w:val="0"/>
+          <w:numId w:val="0"/>
+        </w:numPr>
+        <w:jc w:val="left"/>
+        <w:rPr>
+          <w:rFonts w:hint="default"/>
+          <w:lang w:val="en-US" w:eastAsia="zh-CN"/>
+        </w:rPr>
+      </w:pPr>
+      <w:r>
+        <w:rPr>
+          <w:rFonts w:hint="default"/>
+          <w:lang w:val="en-US" w:eastAsia="zh-CN"/>
+        </w:rPr>
+        <w:t>!放行斗鱼及CDN加速域名、账号登入域名</w:t>
+      </w:r>
+    </w:p>
+    <w:p>
+      <w:pPr>
+        <w:widowControl w:val="0"/>
+        <w:numPr>
+          <w:ilvl w:val="0"/>
+          <w:numId w:val="0"/>
+        </w:numPr>
+        <w:jc w:val="left"/>
+        <w:rPr>
+          <w:rFonts w:hint="default"/>
+          <w:lang w:val="en-US" w:eastAsia="zh-CN"/>
+        </w:rPr>
+      </w:pPr>
+      <w:r>
+        <w:rPr>
+          <w:rFonts w:hint="default"/>
+          <w:lang w:val="en-US" w:eastAsia="zh-CN"/>
+        </w:rPr>
+        <w:t>@@||www.douyu.com^</w:t>
+      </w:r>
+    </w:p>
+    <w:p>
+      <w:pPr>
+        <w:widowControl w:val="0"/>
+        <w:numPr>
+          <w:ilvl w:val="0"/>
+          <w:numId w:val="0"/>
+        </w:numPr>
+        <w:jc w:val="left"/>
+        <w:rPr>
+          <w:rFonts w:hint="default"/>
+          <w:lang w:val="en-US" w:eastAsia="zh-CN"/>
+        </w:rPr>
+      </w:pPr>
+      <w:r>
+        <w:rPr>
+          <w:rFonts w:hint="default"/>
+          <w:lang w:val="en-US" w:eastAsia="zh-CN"/>
+        </w:rPr>
+        <w:t>@@||shark2.douyucdn.cn^</w:t>
+      </w:r>
+    </w:p>
+    <w:p>
+      <w:pPr>
+        <w:widowControl w:val="0"/>
+        <w:numPr>
+          <w:ilvl w:val="0"/>
+          <w:numId w:val="0"/>
+        </w:numPr>
+        <w:jc w:val="left"/>
+        <w:rPr>
+          <w:rFonts w:hint="default"/>
+          <w:lang w:val="en-US" w:eastAsia="zh-CN"/>
+        </w:rPr>
+      </w:pPr>
+      <w:r>
+        <w:rPr>
+          <w:rFonts w:hint="default"/>
+          <w:lang w:val="en-US" w:eastAsia="zh-CN"/>
+        </w:rPr>
+        <w:t>@@||sta-op.douyucdn.cn^</w:t>
+      </w:r>
+    </w:p>
+    <w:p>
+      <w:pPr>
+        <w:widowControl w:val="0"/>
+        <w:numPr>
+          <w:ilvl w:val="0"/>
+          <w:numId w:val="0"/>
+        </w:numPr>
+        <w:jc w:val="left"/>
+        <w:rPr>
+          <w:rFonts w:hint="default"/>
+          <w:lang w:val="en-US" w:eastAsia="zh-CN"/>
+        </w:rPr>
+      </w:pPr>
+      <w:r>
+        <w:rPr>
+          <w:rFonts w:hint="default"/>
+          <w:lang w:val="en-US" w:eastAsia="zh-CN"/>
+        </w:rPr>
+        <w:t>@@||passport.douyu.com^</w:t>
+      </w:r>
+    </w:p>
+    <w:p>
+      <w:pPr>
+        <w:widowControl w:val="0"/>
+        <w:numPr>
+          <w:ilvl w:val="0"/>
+          <w:numId w:val="0"/>
+        </w:numPr>
+        <w:jc w:val="left"/>
+        <w:rPr>
+          <w:rFonts w:hint="default"/>
+          <w:lang w:val="en-US" w:eastAsia="zh-CN"/>
+        </w:rPr>
+      </w:pPr>
+      <w:r>
+        <w:rPr>
+          <w:rFonts w:hint="default"/>
+          <w:lang w:val="en-US" w:eastAsia="zh-CN"/>
+        </w:rPr>
+        <w:t>! 放行GitHub 官方租用的 AWS S3 存储桶域名</w:t>
+      </w:r>
+    </w:p>
+    <w:p>
+      <w:pPr>
+        <w:widowControl w:val="0"/>
+        <w:numPr>
+          <w:ilvl w:val="0"/>
+          <w:numId w:val="0"/>
+        </w:numPr>
+        <w:jc w:val="left"/>
+        <w:rPr>
+          <w:rFonts w:hint="default"/>
+          <w:lang w:val="en-US" w:eastAsia="zh-CN"/>
+        </w:rPr>
+      </w:pPr>
+      <w:r>
+        <w:rPr>
+          <w:rFonts w:hint="default"/>
+          <w:lang w:val="en-US" w:eastAsia="zh-CN"/>
+        </w:rPr>
+        <w:t>@@||github-cloud.s3.amazonaws.com^</w:t>
+      </w:r>
       <w:bookmarkStart w:id="0" w:name="_GoBack"/>
       <w:bookmarkEnd w:id="0"/>
     </w:p>
